--- a/Doni_Vishwa_Vardhan_CV.docx
+++ b/Doni_Vishwa_Vardhan_CV.docx
@@ -4,8 +4,22 @@
   <w:body>
     <w:p>
       <w:pPr>
+        <w:keepNext w:val="0"/>
+        <w:keepLines w:val="0"/>
+        <w:pageBreakBefore w:val="0"/>
+        <w:widowControl/>
+        <w:kinsoku/>
+        <w:wordWrap/>
+        <w:overflowPunct/>
+        <w:topLinePunct w:val="0"/>
+        <w:autoSpaceDE/>
+        <w:autoSpaceDN/>
+        <w:bidi w:val="0"/>
+        <w:adjustRightInd/>
+        <w:snapToGrid/>
         <w:spacing w:after="40" w:line="240" w:lineRule="auto"/>
         <w:jc w:val="center"/>
+        <w:textAlignment w:val="auto"/>
       </w:pPr>
       <w:r>
         <w:rPr>
@@ -21,8 +35,22 @@
     </w:p>
     <w:p>
       <w:pPr>
+        <w:keepNext w:val="0"/>
+        <w:keepLines w:val="0"/>
+        <w:pageBreakBefore w:val="0"/>
+        <w:widowControl/>
+        <w:kinsoku/>
+        <w:wordWrap/>
+        <w:overflowPunct/>
+        <w:topLinePunct w:val="0"/>
+        <w:autoSpaceDE/>
+        <w:autoSpaceDN/>
+        <w:bidi w:val="0"/>
+        <w:adjustRightInd/>
+        <w:snapToGrid/>
         <w:spacing w:after="40" w:line="240" w:lineRule="auto"/>
         <w:jc w:val="center"/>
+        <w:textAlignment w:val="auto"/>
       </w:pPr>
       <w:r>
         <w:rPr>
@@ -36,22 +64,30 @@
     </w:p>
     <w:p>
       <w:pPr>
+        <w:keepNext w:val="0"/>
+        <w:keepLines w:val="0"/>
+        <w:pageBreakBefore w:val="0"/>
+        <w:widowControl/>
+        <w:kinsoku/>
+        <w:wordWrap/>
+        <w:overflowPunct/>
+        <w:topLinePunct w:val="0"/>
+        <w:autoSpaceDE/>
+        <w:autoSpaceDN/>
+        <w:bidi w:val="0"/>
+        <w:adjustRightInd/>
+        <w:snapToGrid/>
         <w:spacing w:after="80" w:line="240" w:lineRule="auto"/>
         <w:jc w:val="center"/>
-        <w:rPr>
-          <w:rFonts w:hint="default"/>
-          <w:lang w:val="en-US"/>
-        </w:rPr>
-      </w:pPr>
-      <w:r>
-        <w:rPr>
-          <w:rFonts w:ascii="Calibri" w:hAnsi="Calibri" w:eastAsia="Calibri" w:cs="Calibri"/>
+        <w:textAlignment w:val="auto"/>
+        <w:rPr>
+          <w:rFonts w:hint="default" w:ascii="Calibri" w:hAnsi="Calibri" w:eastAsia="Calibri" w:cs="Calibri"/>
           <w:color w:val="222222"/>
           <w:sz w:val="18"/>
           <w:szCs w:val="18"/>
-        </w:rPr>
-        <w:fldChar w:fldCharType="begin"/>
-      </w:r>
+          <w:lang w:val="en-US"/>
+        </w:rPr>
+      </w:pPr>
       <w:r>
         <w:rPr>
           <w:rFonts w:ascii="Calibri" w:hAnsi="Calibri" w:eastAsia="Calibri" w:cs="Calibri"/>
@@ -59,7 +95,7 @@
           <w:sz w:val="18"/>
           <w:szCs w:val="18"/>
         </w:rPr>
-        <w:instrText xml:space="preserve"> HYPERLINK "vishwavardhan33@gmail.com" </w:instrText>
+        <w:fldChar w:fldCharType="begin"/>
       </w:r>
       <w:r>
         <w:rPr>
@@ -68,25 +104,25 @@
           <w:sz w:val="18"/>
           <w:szCs w:val="18"/>
         </w:rPr>
-        <w:fldChar w:fldCharType="separate"/>
-      </w:r>
-      <w:r>
-        <w:rPr>
-          <w:rStyle w:val="15"/>
-          <w:rFonts w:ascii="Calibri" w:hAnsi="Calibri" w:eastAsia="Calibri" w:cs="Calibri"/>
+        <w:instrText xml:space="preserve"> HYPERLINK "vishwavardhan33@gmail.com" </w:instrText>
+      </w:r>
+      <w:r>
+        <w:rPr>
+          <w:rFonts w:ascii="Calibri" w:hAnsi="Calibri" w:eastAsia="Calibri" w:cs="Calibri"/>
+          <w:color w:val="222222"/>
           <w:sz w:val="18"/>
           <w:szCs w:val="18"/>
         </w:rPr>
-        <w:t>Email</w:t>
-      </w:r>
-      <w:r>
-        <w:rPr>
-          <w:rFonts w:ascii="Calibri" w:hAnsi="Calibri" w:eastAsia="Calibri" w:cs="Calibri"/>
-          <w:color w:val="222222"/>
+        <w:fldChar w:fldCharType="separate"/>
+      </w:r>
+      <w:r>
+        <w:rPr>
+          <w:rStyle w:val="15"/>
+          <w:rFonts w:ascii="Calibri" w:hAnsi="Calibri" w:eastAsia="Calibri" w:cs="Calibri"/>
           <w:sz w:val="18"/>
           <w:szCs w:val="18"/>
         </w:rPr>
-        <w:fldChar w:fldCharType="end"/>
+        <w:t>Email</w:t>
       </w:r>
       <w:r>
         <w:rPr>
@@ -95,7 +131,7 @@
           <w:sz w:val="18"/>
           <w:szCs w:val="18"/>
         </w:rPr>
-        <w:t xml:space="preserve">  |  +91 8639685756  | </w:t>
+        <w:fldChar w:fldCharType="end"/>
       </w:r>
       <w:r>
         <w:rPr>
@@ -104,7 +140,7 @@
           <w:sz w:val="18"/>
           <w:szCs w:val="18"/>
         </w:rPr>
-        <w:fldChar w:fldCharType="begin"/>
+        <w:t xml:space="preserve">  |  +91 8639685756  | </w:t>
       </w:r>
       <w:r>
         <w:rPr>
@@ -113,7 +149,7 @@
           <w:sz w:val="18"/>
           <w:szCs w:val="18"/>
         </w:rPr>
-        <w:instrText xml:space="preserve"> HYPERLINK "github.com/vishwavardhan33-arch" </w:instrText>
+        <w:fldChar w:fldCharType="begin"/>
       </w:r>
       <w:r>
         <w:rPr>
@@ -122,35 +158,34 @@
           <w:sz w:val="18"/>
           <w:szCs w:val="18"/>
         </w:rPr>
-        <w:fldChar w:fldCharType="separate"/>
-      </w:r>
-      <w:r>
-        <w:rPr>
-          <w:rStyle w:val="15"/>
-          <w:rFonts w:ascii="Calibri" w:hAnsi="Calibri" w:eastAsia="Calibri" w:cs="Calibri"/>
+        <w:instrText xml:space="preserve"> HYPERLINK "github.com/vishwavardhan33-arch" </w:instrText>
+      </w:r>
+      <w:r>
+        <w:rPr>
+          <w:rFonts w:ascii="Calibri" w:hAnsi="Calibri" w:eastAsia="Calibri" w:cs="Calibri"/>
+          <w:color w:val="222222"/>
           <w:sz w:val="18"/>
           <w:szCs w:val="18"/>
         </w:rPr>
-        <w:t xml:space="preserve"> github</w:t>
-      </w:r>
-      <w:r>
-        <w:rPr>
-          <w:rFonts w:ascii="Calibri" w:hAnsi="Calibri" w:eastAsia="Calibri" w:cs="Calibri"/>
-          <w:color w:val="222222"/>
+        <w:fldChar w:fldCharType="separate"/>
+      </w:r>
+      <w:r>
+        <w:rPr>
+          <w:rStyle w:val="15"/>
+          <w:rFonts w:ascii="Calibri" w:hAnsi="Calibri" w:eastAsia="Calibri" w:cs="Calibri"/>
           <w:sz w:val="18"/>
           <w:szCs w:val="18"/>
         </w:rPr>
-        <w:fldChar w:fldCharType="end"/>
-      </w:r>
-      <w:r>
-        <w:rPr>
-          <w:rFonts w:hint="default" w:ascii="Calibri" w:hAnsi="Calibri" w:eastAsia="Calibri" w:cs="Calibri"/>
+        <w:t xml:space="preserve"> github</w:t>
+      </w:r>
+      <w:r>
+        <w:rPr>
+          <w:rFonts w:ascii="Calibri" w:hAnsi="Calibri" w:eastAsia="Calibri" w:cs="Calibri"/>
           <w:color w:val="222222"/>
           <w:sz w:val="18"/>
           <w:szCs w:val="18"/>
-          <w:lang w:val="en-US"/>
-        </w:rPr>
-        <w:t xml:space="preserve"> | </w:t>
+        </w:rPr>
+        <w:fldChar w:fldCharType="end"/>
       </w:r>
       <w:r>
         <w:rPr>
@@ -160,7 +195,7 @@
           <w:szCs w:val="18"/>
           <w:lang w:val="en-US"/>
         </w:rPr>
-        <w:fldChar w:fldCharType="begin"/>
+        <w:t xml:space="preserve"> | </w:t>
       </w:r>
       <w:r>
         <w:rPr>
@@ -170,7 +205,7 @@
           <w:szCs w:val="18"/>
           <w:lang w:val="en-US"/>
         </w:rPr>
-        <w:instrText xml:space="preserve"> HYPERLINK "https://www.linkedin.com/in/vishwa-vardhan-doni-592bb638a/" </w:instrText>
+        <w:fldChar w:fldCharType="begin"/>
       </w:r>
       <w:r>
         <w:rPr>
@@ -180,43 +215,63 @@
           <w:szCs w:val="18"/>
           <w:lang w:val="en-US"/>
         </w:rPr>
-        <w:fldChar w:fldCharType="separate"/>
-      </w:r>
-      <w:r>
-        <w:rPr>
-          <w:rStyle w:val="15"/>
-          <w:rFonts w:hint="default" w:ascii="Calibri" w:hAnsi="Calibri" w:eastAsia="Calibri" w:cs="Calibri"/>
+        <w:instrText xml:space="preserve"> HYPERLINK "https://www.linkedin.com/in/vishwa-vardhan-doni-592bb638a/" </w:instrText>
+      </w:r>
+      <w:r>
+        <w:rPr>
+          <w:rFonts w:hint="default" w:ascii="Calibri" w:hAnsi="Calibri" w:eastAsia="Calibri" w:cs="Calibri"/>
+          <w:color w:val="222222"/>
           <w:sz w:val="18"/>
           <w:szCs w:val="18"/>
           <w:lang w:val="en-US"/>
         </w:rPr>
-        <w:t>LinkedIn</w:t>
-      </w:r>
-      <w:r>
-        <w:rPr>
-          <w:rFonts w:hint="default" w:ascii="Calibri" w:hAnsi="Calibri" w:eastAsia="Calibri" w:cs="Calibri"/>
-          <w:color w:val="222222"/>
+        <w:fldChar w:fldCharType="separate"/>
+      </w:r>
+      <w:r>
+        <w:rPr>
+          <w:rStyle w:val="15"/>
+          <w:rFonts w:hint="default" w:ascii="Calibri" w:hAnsi="Calibri" w:eastAsia="Calibri" w:cs="Calibri"/>
           <w:sz w:val="18"/>
           <w:szCs w:val="18"/>
           <w:lang w:val="en-US"/>
         </w:rPr>
+        <w:t>LinkedIn</w:t>
+      </w:r>
+      <w:r>
+        <w:rPr>
+          <w:rFonts w:hint="default" w:ascii="Calibri" w:hAnsi="Calibri" w:eastAsia="Calibri" w:cs="Calibri"/>
+          <w:color w:val="222222"/>
+          <w:sz w:val="18"/>
+          <w:szCs w:val="18"/>
+          <w:lang w:val="en-US"/>
+        </w:rPr>
         <w:fldChar w:fldCharType="end"/>
       </w:r>
     </w:p>
     <w:p>
       <w:pPr>
-        <w:pBdr>
-          <w:bottom w:val="single" w:color="1F3864" w:sz="6" w:space="1"/>
-        </w:pBdr>
-        <w:spacing w:after="120" w:line="240" w:lineRule="auto"/>
-      </w:pPr>
-    </w:p>
-    <w:p>
-      <w:pPr>
+        <w:keepNext w:val="0"/>
+        <w:keepLines w:val="0"/>
+        <w:pageBreakBefore w:val="0"/>
+        <w:widowControl/>
         <w:pBdr>
           <w:bottom w:val="single" w:color="1F3864" w:sz="4" w:space="2"/>
         </w:pBdr>
+        <w:kinsoku/>
+        <w:wordWrap/>
+        <w:overflowPunct/>
+        <w:topLinePunct w:val="0"/>
+        <w:autoSpaceDE/>
+        <w:autoSpaceDN/>
+        <w:bidi w:val="0"/>
+        <w:adjustRightInd/>
+        <w:snapToGrid/>
         <w:spacing w:before="260" w:after="80" w:line="240" w:lineRule="auto"/>
+        <w:textAlignment w:val="auto"/>
+        <w:rPr>
+          <w:rFonts w:hint="default"/>
+          <w:lang w:val="en-US"/>
+        </w:rPr>
       </w:pPr>
       <w:r>
         <w:rPr>
@@ -227,15 +282,111 @@
           <w:sz w:val="21"/>
           <w:szCs w:val="21"/>
         </w:rPr>
+        <w:t>S</w:t>
+      </w:r>
+      <w:r>
+        <w:rPr>
+          <w:rFonts w:hint="default" w:ascii="Calibri" w:hAnsi="Calibri" w:eastAsia="Calibri" w:cs="Calibri"/>
+          <w:b/>
+          <w:bCs/>
+          <w:color w:val="1F3864"/>
+          <w:sz w:val="21"/>
+          <w:szCs w:val="21"/>
+          <w:lang w:val="en-US"/>
+        </w:rPr>
+        <w:t>UMMARY</w:t>
+      </w:r>
+    </w:p>
+    <w:p>
+      <w:pPr>
+        <w:keepNext w:val="0"/>
+        <w:keepLines w:val="0"/>
+        <w:pageBreakBefore w:val="0"/>
+        <w:widowControl/>
+        <w:kinsoku/>
+        <w:wordWrap/>
+        <w:overflowPunct/>
+        <w:topLinePunct w:val="0"/>
+        <w:autoSpaceDE/>
+        <w:autoSpaceDN/>
+        <w:bidi w:val="0"/>
+        <w:adjustRightInd/>
+        <w:snapToGrid/>
+        <w:spacing w:after="80" w:line="240" w:lineRule="auto"/>
+        <w:jc w:val="both"/>
+        <w:textAlignment w:val="auto"/>
+        <w:rPr>
+          <w:rFonts w:hint="default" w:ascii="Calibri" w:hAnsi="Calibri" w:eastAsia="Calibri" w:cs="Calibri"/>
+          <w:color w:val="222222"/>
+          <w:sz w:val="18"/>
+          <w:szCs w:val="18"/>
+          <w:lang w:val="en-US"/>
+        </w:rPr>
+      </w:pPr>
+      <w:r>
+        <w:rPr>
+          <w:rFonts w:hint="default" w:ascii="Calibri" w:hAnsi="Calibri" w:eastAsia="Calibri" w:cs="Calibri"/>
+          <w:color w:val="222222"/>
+          <w:sz w:val="18"/>
+          <w:szCs w:val="18"/>
+          <w:lang w:val="en-US"/>
+        </w:rPr>
+        <w:t>AI/ML Engineer who's built and shipped RAG agents, MCP tool servers, and fine-tuned LLMs (LangChain/LangGraph, Qdrant, Ollama, QLoRA). IIT Delhi grad blending hands-on GenAI engineering with product ownership — Figma design, analytics, and end-to-end feature delivery.</w:t>
+      </w:r>
+    </w:p>
+    <w:p>
+      <w:pPr>
+        <w:keepNext w:val="0"/>
+        <w:keepLines w:val="0"/>
+        <w:pageBreakBefore w:val="0"/>
+        <w:widowControl/>
+        <w:pBdr>
+          <w:bottom w:val="single" w:color="1F3864" w:sz="4" w:space="2"/>
+        </w:pBdr>
+        <w:kinsoku/>
+        <w:wordWrap/>
+        <w:overflowPunct/>
+        <w:topLinePunct w:val="0"/>
+        <w:autoSpaceDE/>
+        <w:autoSpaceDN/>
+        <w:bidi w:val="0"/>
+        <w:adjustRightInd/>
+        <w:snapToGrid/>
+        <w:spacing w:before="260" w:after="80" w:line="240" w:lineRule="auto"/>
+        <w:textAlignment w:val="auto"/>
+      </w:pPr>
+      <w:r>
+        <w:rPr>
+          <w:rFonts w:ascii="Calibri" w:hAnsi="Calibri" w:eastAsia="Calibri" w:cs="Calibri"/>
+          <w:b/>
+          <w:bCs/>
+          <w:color w:val="1F3864"/>
+          <w:sz w:val="21"/>
+          <w:szCs w:val="21"/>
+        </w:rPr>
         <w:t>ACADEMIC DETAILS</w:t>
       </w:r>
     </w:p>
     <w:p>
       <w:pPr>
+        <w:keepNext w:val="0"/>
+        <w:keepLines w:val="0"/>
+        <w:pageBreakBefore w:val="0"/>
+        <w:widowControl/>
         <w:tabs>
           <w:tab w:val="right" w:pos="9360"/>
         </w:tabs>
+        <w:kinsoku/>
+        <w:wordWrap/>
+        <w:overflowPunct/>
+        <w:topLinePunct w:val="0"/>
+        <w:autoSpaceDE/>
+        <w:autoSpaceDN/>
+        <w:bidi w:val="0"/>
+        <w:adjustRightInd/>
+        <w:snapToGrid/>
         <w:spacing w:before="120" w:after="15" w:line="240" w:lineRule="auto"/>
+        <w:textAlignment w:val="auto"/>
       </w:pPr>
       <w:r>
         <w:rPr>
@@ -273,7 +424,21 @@
     </w:p>
     <w:p>
       <w:pPr>
+        <w:keepNext w:val="0"/>
+        <w:keepLines w:val="0"/>
+        <w:pageBreakBefore w:val="0"/>
+        <w:widowControl/>
+        <w:kinsoku/>
+        <w:wordWrap/>
+        <w:overflowPunct/>
+        <w:topLinePunct w:val="0"/>
+        <w:autoSpaceDE/>
+        <w:autoSpaceDN/>
+        <w:bidi w:val="0"/>
+        <w:adjustRightInd/>
+        <w:snapToGrid/>
         <w:spacing w:after="40" w:line="240" w:lineRule="auto"/>
+        <w:textAlignment w:val="auto"/>
       </w:pPr>
       <w:r>
         <w:rPr>
@@ -284,15 +449,27 @@
         </w:rPr>
         <w:t>B.Tech in Biochemical Engineering &amp; Biotechnology  —  CGPA: 7</w:t>
       </w:r>
-      <w:bookmarkStart w:id="0" w:name="_GoBack"/>
-      <w:bookmarkEnd w:id="0"/>
-    </w:p>
-    <w:p>
-      <w:pPr>
+    </w:p>
+    <w:p>
+      <w:pPr>
+        <w:keepNext w:val="0"/>
+        <w:keepLines w:val="0"/>
+        <w:pageBreakBefore w:val="0"/>
+        <w:widowControl/>
         <w:pBdr>
           <w:bottom w:val="single" w:color="1F3864" w:sz="4" w:space="2"/>
         </w:pBdr>
+        <w:kinsoku/>
+        <w:wordWrap/>
+        <w:overflowPunct/>
+        <w:topLinePunct w:val="0"/>
+        <w:autoSpaceDE/>
+        <w:autoSpaceDN/>
+        <w:bidi w:val="0"/>
+        <w:adjustRightInd/>
+        <w:snapToGrid/>
         <w:spacing w:before="260" w:after="80" w:line="240" w:lineRule="auto"/>
+        <w:textAlignment w:val="auto"/>
       </w:pPr>
       <w:r>
         <w:rPr>
@@ -308,10 +485,24 @@
     </w:p>
     <w:p>
       <w:pPr>
+        <w:keepNext w:val="0"/>
+        <w:keepLines w:val="0"/>
+        <w:pageBreakBefore w:val="0"/>
+        <w:widowControl/>
         <w:tabs>
           <w:tab w:val="right" w:pos="9360"/>
         </w:tabs>
+        <w:kinsoku/>
+        <w:wordWrap/>
+        <w:overflowPunct/>
+        <w:topLinePunct w:val="0"/>
+        <w:autoSpaceDE/>
+        <w:autoSpaceDN/>
+        <w:bidi w:val="0"/>
+        <w:adjustRightInd/>
+        <w:snapToGrid/>
         <w:spacing w:before="160" w:after="20" w:line="240" w:lineRule="auto"/>
+        <w:textAlignment w:val="auto"/>
       </w:pPr>
       <w:r>
         <w:rPr>
@@ -331,7 +522,17 @@
           <w:sz w:val="21"/>
           <w:szCs w:val="21"/>
         </w:rPr>
-        <w:t xml:space="preserve">  |  Basic Home Loan</w:t>
+        <w:t xml:space="preserve">  |  Basic </w:t>
+      </w:r>
+      <w:r>
+        <w:rPr>
+          <w:rFonts w:hint="default" w:ascii="Calibri" w:hAnsi="Calibri" w:eastAsia="Calibri" w:cs="Calibri"/>
+          <w:color w:val="555555"/>
+          <w:sz w:val="21"/>
+          <w:szCs w:val="21"/>
+          <w:lang w:val="en-US"/>
+        </w:rPr>
+        <w:t>Enterprises</w:t>
       </w:r>
       <w:r>
         <w:rPr>
@@ -358,7 +559,21 @@
     </w:p>
     <w:p>
       <w:pPr>
+        <w:keepNext w:val="0"/>
+        <w:keepLines w:val="0"/>
+        <w:pageBreakBefore w:val="0"/>
+        <w:widowControl/>
+        <w:kinsoku/>
+        <w:wordWrap/>
+        <w:overflowPunct/>
+        <w:topLinePunct w:val="0"/>
+        <w:autoSpaceDE/>
+        <w:autoSpaceDN/>
+        <w:bidi w:val="0"/>
+        <w:adjustRightInd/>
+        <w:snapToGrid/>
         <w:spacing w:after="60" w:line="240" w:lineRule="auto"/>
+        <w:textAlignment w:val="auto"/>
       </w:pPr>
       <w:r>
         <w:rPr>
@@ -375,18 +590,36 @@
     <w:p>
       <w:pPr>
         <w:pStyle w:val="19"/>
+        <w:keepNext w:val="0"/>
+        <w:keepLines w:val="0"/>
+        <w:pageBreakBefore w:val="0"/>
+        <w:widowControl/>
         <w:numPr>
           <w:ilvl w:val="0"/>
           <w:numId w:val="1"/>
         </w:numPr>
+        <w:kinsoku/>
+        <w:wordWrap/>
+        <w:overflowPunct/>
+        <w:topLinePunct w:val="0"/>
+        <w:autoSpaceDE/>
+        <w:autoSpaceDN/>
+        <w:bidi w:val="0"/>
+        <w:adjustRightInd/>
+        <w:snapToGrid/>
         <w:spacing w:after="40" w:line="240" w:lineRule="auto"/>
-      </w:pPr>
-      <w:r>
-        <w:rPr>
-          <w:rFonts w:ascii="Calibri" w:hAnsi="Calibri" w:eastAsia="Calibri" w:cs="Calibri"/>
-          <w:color w:val="222222"/>
-          <w:sz w:val="20"/>
-          <w:szCs w:val="20"/>
+        <w:textAlignment w:val="auto"/>
+        <w:rPr>
+          <w:sz w:val="19"/>
+          <w:szCs w:val="19"/>
+        </w:rPr>
+      </w:pPr>
+      <w:r>
+        <w:rPr>
+          <w:rFonts w:ascii="Calibri" w:hAnsi="Calibri" w:eastAsia="Calibri" w:cs="Calibri"/>
+          <w:color w:val="222222"/>
+          <w:sz w:val="19"/>
+          <w:szCs w:val="19"/>
         </w:rPr>
         <w:t>Designed, built, and deployed a Retrieval-Augmented Generation (RAG) AI agent for Agent Support and Call Center operations, taking it from prototype to internal production use.</w:t>
       </w:r>
@@ -394,18 +627,36 @@
     <w:p>
       <w:pPr>
         <w:pStyle w:val="19"/>
+        <w:keepNext w:val="0"/>
+        <w:keepLines w:val="0"/>
+        <w:pageBreakBefore w:val="0"/>
+        <w:widowControl/>
         <w:numPr>
           <w:ilvl w:val="0"/>
           <w:numId w:val="1"/>
         </w:numPr>
+        <w:kinsoku/>
+        <w:wordWrap/>
+        <w:overflowPunct/>
+        <w:topLinePunct w:val="0"/>
+        <w:autoSpaceDE/>
+        <w:autoSpaceDN/>
+        <w:bidi w:val="0"/>
+        <w:adjustRightInd/>
+        <w:snapToGrid/>
         <w:spacing w:after="40" w:line="240" w:lineRule="auto"/>
-      </w:pPr>
-      <w:r>
-        <w:rPr>
-          <w:rFonts w:ascii="Calibri" w:hAnsi="Calibri" w:eastAsia="Calibri" w:cs="Calibri"/>
-          <w:color w:val="222222"/>
-          <w:sz w:val="20"/>
-          <w:szCs w:val="20"/>
+        <w:textAlignment w:val="auto"/>
+        <w:rPr>
+          <w:sz w:val="19"/>
+          <w:szCs w:val="19"/>
+        </w:rPr>
+      </w:pPr>
+      <w:r>
+        <w:rPr>
+          <w:rFonts w:ascii="Calibri" w:hAnsi="Calibri" w:eastAsia="Calibri" w:cs="Calibri"/>
+          <w:color w:val="222222"/>
+          <w:sz w:val="19"/>
+          <w:szCs w:val="19"/>
         </w:rPr>
         <w:t>Led end-to-end product development, from Figma wireframes and requirement scoping to feature delivery, using data-driven insights to solve user problems.</w:t>
       </w:r>
@@ -413,28 +664,60 @@
     <w:p>
       <w:pPr>
         <w:pStyle w:val="19"/>
+        <w:keepNext w:val="0"/>
+        <w:keepLines w:val="0"/>
+        <w:pageBreakBefore w:val="0"/>
+        <w:widowControl/>
         <w:numPr>
           <w:ilvl w:val="0"/>
           <w:numId w:val="1"/>
         </w:numPr>
+        <w:kinsoku/>
+        <w:wordWrap/>
+        <w:overflowPunct/>
+        <w:topLinePunct w:val="0"/>
+        <w:autoSpaceDE/>
+        <w:autoSpaceDN/>
+        <w:bidi w:val="0"/>
+        <w:adjustRightInd/>
+        <w:snapToGrid/>
         <w:spacing w:after="40" w:line="240" w:lineRule="auto"/>
-      </w:pPr>
-      <w:r>
-        <w:rPr>
-          <w:rFonts w:ascii="Calibri" w:hAnsi="Calibri" w:eastAsia="Calibri" w:cs="Calibri"/>
-          <w:color w:val="222222"/>
-          <w:sz w:val="20"/>
-          <w:szCs w:val="20"/>
+        <w:textAlignment w:val="auto"/>
+        <w:rPr>
+          <w:sz w:val="19"/>
+          <w:szCs w:val="19"/>
+        </w:rPr>
+      </w:pPr>
+      <w:r>
+        <w:rPr>
+          <w:rFonts w:ascii="Calibri" w:hAnsi="Calibri" w:eastAsia="Calibri" w:cs="Calibri"/>
+          <w:color w:val="222222"/>
+          <w:sz w:val="19"/>
+          <w:szCs w:val="19"/>
         </w:rPr>
         <w:t>Analyzed CleverTap product analytics to identify user drop-offs and pain points, prioritized the roadmap, and collaborated with engineering and operations teams to define success metrics and deliver data-informed solutions.</w:t>
       </w:r>
     </w:p>
     <w:p>
       <w:pPr>
+        <w:keepNext w:val="0"/>
+        <w:keepLines w:val="0"/>
+        <w:pageBreakBefore w:val="0"/>
+        <w:widowControl/>
         <w:pBdr>
           <w:bottom w:val="single" w:color="1F3864" w:sz="4" w:space="2"/>
         </w:pBdr>
+        <w:kinsoku/>
+        <w:wordWrap/>
+        <w:overflowPunct/>
+        <w:topLinePunct w:val="0"/>
+        <w:autoSpaceDE/>
+        <w:autoSpaceDN/>
+        <w:bidi w:val="0"/>
+        <w:adjustRightInd/>
+        <w:snapToGrid/>
         <w:spacing w:before="260" w:after="80" w:line="240" w:lineRule="auto"/>
+        <w:textAlignment w:val="auto"/>
       </w:pPr>
       <w:r>
         <w:rPr>
@@ -466,12 +749,13 @@
         <w:spacing w:before="100" w:after="10" w:line="240" w:lineRule="auto"/>
         <w:textAlignment w:val="auto"/>
         <w:rPr>
-          <w:rFonts w:ascii="Calibri" w:hAnsi="Calibri" w:eastAsia="Calibri" w:cs="Calibri"/>
+          <w:rFonts w:hint="default" w:ascii="Calibri" w:hAnsi="Calibri" w:eastAsia="Calibri" w:cs="Calibri"/>
           <w:b/>
           <w:bCs/>
           <w:color w:val="808080" w:themeColor="background1" w:themeShade="80"/>
           <w:sz w:val="20"/>
           <w:szCs w:val="20"/>
+          <w:lang w:val="en-US"/>
         </w:rPr>
       </w:pPr>
       <w:r>
@@ -484,6 +768,78 @@
           <w:szCs w:val="20"/>
         </w:rPr>
         <w:t>Support Triage Agent with MCP</w:t>
+      </w:r>
+      <w:r>
+        <w:rPr>
+          <w:rFonts w:hint="default" w:ascii="Calibri" w:hAnsi="Calibri" w:eastAsia="Calibri" w:cs="Calibri"/>
+          <w:b/>
+          <w:bCs/>
+          <w:color w:val="auto"/>
+          <w:sz w:val="20"/>
+          <w:szCs w:val="20"/>
+          <w:lang w:val="en-US"/>
+        </w:rPr>
+        <w:t xml:space="preserve"> |</w:t>
+      </w:r>
+      <w:r>
+        <w:rPr>
+          <w:rFonts w:hint="default" w:ascii="Calibri" w:hAnsi="Calibri" w:eastAsia="Calibri" w:cs="Calibri"/>
+          <w:b/>
+          <w:bCs/>
+          <w:color w:val="auto"/>
+          <w:sz w:val="20"/>
+          <w:szCs w:val="20"/>
+          <w:lang w:val="en-US"/>
+        </w:rPr>
+        <w:fldChar w:fldCharType="begin"/>
+      </w:r>
+      <w:r>
+        <w:rPr>
+          <w:rFonts w:hint="default" w:ascii="Calibri" w:hAnsi="Calibri" w:eastAsia="Calibri" w:cs="Calibri"/>
+          <w:b/>
+          <w:bCs/>
+          <w:color w:val="auto"/>
+          <w:sz w:val="20"/>
+          <w:szCs w:val="20"/>
+          <w:lang w:val="en-US"/>
+        </w:rPr>
+        <w:instrText xml:space="preserve"> HYPERLINK "https://github.com/vishwavardhan33-arch/Support-Triage-Agent-with-MCP" </w:instrText>
+      </w:r>
+      <w:r>
+        <w:rPr>
+          <w:rFonts w:hint="default" w:ascii="Calibri" w:hAnsi="Calibri" w:eastAsia="Calibri" w:cs="Calibri"/>
+          <w:b/>
+          <w:bCs/>
+          <w:color w:val="auto"/>
+          <w:sz w:val="20"/>
+          <w:szCs w:val="20"/>
+          <w:lang w:val="en-US"/>
+        </w:rPr>
+        <w:fldChar w:fldCharType="separate"/>
+      </w:r>
+      <w:r>
+        <w:rPr>
+          <w:rStyle w:val="15"/>
+          <w:rFonts w:hint="default" w:ascii="Calibri" w:hAnsi="Calibri" w:eastAsia="Calibri" w:cs="Calibri"/>
+          <w:b/>
+          <w:bCs/>
+          <w:sz w:val="20"/>
+          <w:szCs w:val="20"/>
+          <w:lang w:val="en-US"/>
+        </w:rPr>
+        <w:t xml:space="preserve"> GItHub</w:t>
+      </w:r>
+      <w:r>
+        <w:rPr>
+          <w:rFonts w:hint="default" w:ascii="Calibri" w:hAnsi="Calibri" w:eastAsia="Calibri" w:cs="Calibri"/>
+          <w:b/>
+          <w:bCs/>
+          <w:color w:val="auto"/>
+          <w:sz w:val="20"/>
+          <w:szCs w:val="20"/>
+          <w:lang w:val="en-US"/>
+        </w:rPr>
+        <w:fldChar w:fldCharType="end"/>
       </w:r>
       <w:r>
         <w:rPr>
@@ -517,6 +873,28 @@
         </w:rPr>
         <w:t>Model Context Protocol (MCP), Ollama (local open-source LLM), scikit-learn (TF-IDF), Python</w:t>
       </w:r>
+      <w:r>
+        <w:rPr>
+          <w:rFonts w:hint="default" w:eastAsia="Calibri" w:cs="Calibri" w:asciiTheme="minorAscii" w:hAnsiTheme="minorAscii"/>
+          <w:b w:val="0"/>
+          <w:bCs w:val="0"/>
+          <w:i/>
+          <w:iCs/>
+          <w:color w:val="595959" w:themeColor="text1" w:themeTint="A6"/>
+          <w:sz w:val="18"/>
+          <w:szCs w:val="18"/>
+          <w:lang w:val="en-US"/>
+          <w14:textFill>
+            <w14:solidFill>
+              <w14:schemeClr w14:val="tx1">
+                <w14:lumMod w14:val="65000"/>
+                <w14:lumOff w14:val="35000"/>
+              </w14:schemeClr>
+            </w14:solidFill>
+          </w14:textFill>
+        </w:rPr>
+        <w:t>,FastAPI</w:t>
+      </w:r>
     </w:p>
     <w:p>
       <w:pPr>
@@ -545,8 +923,8 @@
           <w:b w:val="0"/>
           <w:bCs w:val="0"/>
           <w:color w:val="222222"/>
-          <w:sz w:val="20"/>
-          <w:szCs w:val="20"/>
+          <w:sz w:val="19"/>
+          <w:szCs w:val="19"/>
         </w:rPr>
       </w:pPr>
       <w:r>
@@ -555,10 +933,10 @@
           <w:b w:val="0"/>
           <w:bCs w:val="0"/>
           <w:color w:val="222222"/>
-          <w:sz w:val="20"/>
-          <w:szCs w:val="20"/>
-        </w:rPr>
-        <w:t>Built an MCP server exposing support-ticket triage as tools (list, retrieve, update status, classify) consumable by any MCP client, including a full pytest suite with CI on GitHub Actions.</w:t>
+          <w:sz w:val="19"/>
+          <w:szCs w:val="19"/>
+        </w:rPr>
+        <w:t>Built an MCP server exposing support-ticket triage as tools (list, retrieve, update, classify), plus a FastAPI backend and browser dashboard on the same tools — giving agents a working product UI, not just a CLI.</w:t>
       </w:r>
     </w:p>
     <w:p>
@@ -588,8 +966,8 @@
           <w:b w:val="0"/>
           <w:bCs w:val="0"/>
           <w:color w:val="222222"/>
-          <w:sz w:val="20"/>
-          <w:szCs w:val="20"/>
+          <w:sz w:val="19"/>
+          <w:szCs w:val="19"/>
         </w:rPr>
       </w:pPr>
       <w:r>
@@ -598,10 +976,10 @@
           <w:b w:val="0"/>
           <w:bCs w:val="0"/>
           <w:color w:val="222222"/>
-          <w:sz w:val="20"/>
-          <w:szCs w:val="20"/>
-        </w:rPr>
-        <w:t>Ran ticket classification fully locally via Ollama on an open-source LLM (Llama 3.2), with TF-IDF-based retrieval of similar past tickets grounding each classification (RAG-style), avoiding any external API cost.</w:t>
+          <w:sz w:val="19"/>
+          <w:szCs w:val="19"/>
+        </w:rPr>
+        <w:t>Ran ticket classification fully locally via Ollama (Llama 3.2), with TF-IDF-based retrieval of similar past tickets grounding each classification (RAG-style) at zero external API cost.</w:t>
       </w:r>
     </w:p>
     <w:p>
@@ -628,48 +1006,439 @@
         <w:textAlignment w:val="auto"/>
         <w:rPr>
           <w:rFonts w:ascii="Calibri" w:hAnsi="Calibri" w:eastAsia="Calibri" w:cs="Calibri"/>
+          <w:b/>
+          <w:bCs/>
+          <w:color w:val="222222"/>
+          <w:sz w:val="19"/>
+          <w:szCs w:val="19"/>
+        </w:rPr>
+      </w:pPr>
+      <w:r>
+        <w:rPr>
+          <w:rFonts w:ascii="Calibri" w:hAnsi="Calibri" w:eastAsia="Calibri" w:cs="Calibri"/>
           <w:b w:val="0"/>
           <w:bCs w:val="0"/>
           <w:color w:val="222222"/>
-          <w:sz w:val="20"/>
-          <w:szCs w:val="20"/>
-        </w:rPr>
-      </w:pPr>
-      <w:r>
-        <w:rPr>
-          <w:rFonts w:ascii="Calibri" w:hAnsi="Calibri" w:eastAsia="Calibri" w:cs="Calibri"/>
+          <w:sz w:val="19"/>
+          <w:szCs w:val="19"/>
+        </w:rPr>
+        <w:t>Built a full pytest suite (23 tests) with GitHub Actions CI, and evaluated the system with a custom harness (routing accuracy + LLM</w:t>
+      </w:r>
+      <w:r>
+        <w:rPr>
+          <w:rFonts w:hint="default" w:ascii="Calibri" w:hAnsi="Calibri" w:eastAsia="Calibri" w:cs="Calibri"/>
           <w:b w:val="0"/>
           <w:bCs w:val="0"/>
           <w:color w:val="222222"/>
-          <w:sz w:val="20"/>
-          <w:szCs w:val="20"/>
-        </w:rPr>
-        <w:t>Evaluated against a labeled ticket dataset using a custom harness, achieving 100% routing accuracy and an LLM-as-judge score of 4.4/5 on drafted response quality.</w:t>
-      </w:r>
-    </w:p>
-    <w:p>
-      <w:pPr>
+          <w:sz w:val="19"/>
+          <w:szCs w:val="19"/>
+          <w:lang w:val="en-US"/>
+        </w:rPr>
+        <w:t xml:space="preserve"> </w:t>
+      </w:r>
+      <w:r>
+        <w:rPr>
+          <w:rFonts w:ascii="Calibri" w:hAnsi="Calibri" w:eastAsia="Calibri" w:cs="Calibri"/>
+          <w:b w:val="0"/>
+          <w:bCs w:val="0"/>
+          <w:color w:val="222222"/>
+          <w:sz w:val="19"/>
+          <w:szCs w:val="19"/>
+        </w:rPr>
+        <w:t>as-judge), achieving 100% routing accuracy and a 4.4/5 response-quality score</w:t>
+      </w:r>
+    </w:p>
+    <w:p>
+      <w:pPr>
+        <w:keepNext w:val="0"/>
+        <w:keepLines w:val="0"/>
+        <w:pageBreakBefore w:val="0"/>
+        <w:widowControl/>
+        <w:kinsoku/>
+        <w:wordWrap/>
+        <w:overflowPunct/>
+        <w:topLinePunct w:val="0"/>
+        <w:autoSpaceDE/>
+        <w:autoSpaceDN/>
+        <w:bidi w:val="0"/>
+        <w:adjustRightInd/>
+        <w:snapToGrid/>
         <w:spacing w:before="100" w:after="10" w:line="240" w:lineRule="auto"/>
-      </w:pPr>
-      <w:r>
-        <w:rPr>
-          <w:rFonts w:ascii="Calibri" w:hAnsi="Calibri" w:eastAsia="Calibri" w:cs="Calibri"/>
-          <w:b/>
-          <w:bCs/>
-          <w:color w:val="222222"/>
-          <w:sz w:val="20"/>
-          <w:szCs w:val="20"/>
-        </w:rPr>
-        <w:t>Financial Intelligence Agent</w:t>
-      </w:r>
-    </w:p>
-    <w:p>
-      <w:pPr>
+        <w:textAlignment w:val="auto"/>
+        <w:rPr>
+          <w:rFonts w:ascii="Calibri" w:hAnsi="Calibri" w:eastAsia="Calibri" w:cs="Calibri"/>
+          <w:b w:val="0"/>
+          <w:bCs w:val="0"/>
+          <w:i/>
+          <w:iCs/>
+          <w:color w:val="595959" w:themeColor="text1" w:themeTint="A6"/>
+          <w:sz w:val="20"/>
+          <w:szCs w:val="20"/>
+          <w14:textFill>
+            <w14:solidFill>
+              <w14:schemeClr w14:val="tx1">
+                <w14:lumMod w14:val="65000"/>
+                <w14:lumOff w14:val="35000"/>
+              </w14:schemeClr>
+            </w14:solidFill>
+          </w14:textFill>
+        </w:rPr>
+      </w:pPr>
+      <w:r>
+        <w:rPr>
+          <w:rFonts w:ascii="Calibri" w:hAnsi="Calibri" w:eastAsia="Calibri" w:cs="Calibri"/>
+          <w:b/>
+          <w:bCs/>
+          <w:color w:val="222222"/>
+          <w:sz w:val="20"/>
+          <w:szCs w:val="20"/>
+        </w:rPr>
+        <w:t xml:space="preserve">Financial Intelligence Agent | </w:t>
+      </w:r>
+      <w:r>
+        <w:rPr>
+          <w:rFonts w:ascii="Calibri" w:hAnsi="Calibri" w:eastAsia="Calibri" w:cs="Calibri"/>
+          <w:b/>
+          <w:bCs/>
+          <w:color w:val="222222"/>
+          <w:sz w:val="20"/>
+          <w:szCs w:val="20"/>
+          <w:u w:val="none"/>
+        </w:rPr>
+        <w:fldChar w:fldCharType="begin"/>
+      </w:r>
+      <w:r>
+        <w:rPr>
+          <w:rFonts w:ascii="Calibri" w:hAnsi="Calibri" w:eastAsia="Calibri" w:cs="Calibri"/>
+          <w:b/>
+          <w:bCs/>
+          <w:color w:val="222222"/>
+          <w:sz w:val="20"/>
+          <w:szCs w:val="20"/>
+          <w:u w:val="none"/>
+        </w:rPr>
+        <w:instrText xml:space="preserve"> HYPERLINK "https://github.com/vishwavardhan33-arch/Financial-Intelligence-Agent" </w:instrText>
+      </w:r>
+      <w:r>
+        <w:rPr>
+          <w:rFonts w:ascii="Calibri" w:hAnsi="Calibri" w:eastAsia="Calibri" w:cs="Calibri"/>
+          <w:b/>
+          <w:bCs/>
+          <w:color w:val="222222"/>
+          <w:sz w:val="20"/>
+          <w:szCs w:val="20"/>
+          <w:u w:val="none"/>
+        </w:rPr>
+        <w:fldChar w:fldCharType="separate"/>
+      </w:r>
+      <w:r>
+        <w:rPr>
+          <w:rStyle w:val="15"/>
+          <w:rFonts w:ascii="Calibri" w:hAnsi="Calibri" w:eastAsia="Calibri" w:cs="Calibri"/>
+          <w:b/>
+          <w:bCs/>
+          <w:sz w:val="20"/>
+          <w:szCs w:val="20"/>
+        </w:rPr>
+        <w:t>GitHub</w:t>
+      </w:r>
+      <w:r>
+        <w:rPr>
+          <w:rFonts w:ascii="Calibri" w:hAnsi="Calibri" w:eastAsia="Calibri" w:cs="Calibri"/>
+          <w:b/>
+          <w:bCs/>
+          <w:color w:val="222222"/>
+          <w:sz w:val="20"/>
+          <w:szCs w:val="20"/>
+          <w:u w:val="none"/>
+        </w:rPr>
+        <w:fldChar w:fldCharType="end"/>
+      </w:r>
+      <w:r>
+        <w:rPr>
+          <w:rFonts w:ascii="Calibri" w:hAnsi="Calibri" w:eastAsia="Calibri" w:cs="Calibri"/>
+          <w:b/>
+          <w:bCs/>
+          <w:color w:val="222222"/>
+          <w:sz w:val="20"/>
+          <w:szCs w:val="20"/>
+        </w:rPr>
+        <w:br w:type="textWrapping"/>
+      </w:r>
+      <w:r>
+        <w:rPr>
+          <w:rFonts w:ascii="Calibri" w:hAnsi="Calibri" w:eastAsia="Calibri" w:cs="Calibri"/>
+          <w:b w:val="0"/>
+          <w:bCs w:val="0"/>
+          <w:i/>
+          <w:iCs/>
+          <w:color w:val="595959" w:themeColor="text1" w:themeTint="A6"/>
+          <w:sz w:val="20"/>
+          <w:szCs w:val="20"/>
+          <w14:textFill>
+            <w14:solidFill>
+              <w14:schemeClr w14:val="tx1">
+                <w14:lumMod w14:val="65000"/>
+                <w14:lumOff w14:val="35000"/>
+              </w14:schemeClr>
+            </w14:solidFill>
+          </w14:textFill>
+        </w:rPr>
+        <w:t>Python, LangGraph, Qdrant, PostgreSQL, FastAPI, Docker, Ollama</w:t>
+      </w:r>
+    </w:p>
+    <w:p>
+      <w:pPr>
+        <w:keepNext w:val="0"/>
+        <w:keepLines w:val="0"/>
+        <w:pageBreakBefore w:val="0"/>
+        <w:widowControl/>
+        <w:numPr>
+          <w:ilvl w:val="0"/>
+          <w:numId w:val="2"/>
+        </w:numPr>
+        <w:kinsoku/>
+        <w:wordWrap/>
+        <w:overflowPunct/>
+        <w:topLinePunct w:val="0"/>
+        <w:autoSpaceDE/>
+        <w:autoSpaceDN/>
+        <w:bidi w:val="0"/>
+        <w:adjustRightInd/>
+        <w:snapToGrid/>
+        <w:spacing w:before="100" w:after="10" w:line="240" w:lineRule="auto"/>
+        <w:ind w:left="360" w:leftChars="0" w:hanging="259" w:firstLineChars="0"/>
+        <w:textAlignment w:val="auto"/>
+        <w:rPr>
+          <w:rFonts w:ascii="Calibri" w:hAnsi="Calibri" w:eastAsia="Calibri" w:cs="Calibri"/>
+          <w:b w:val="0"/>
+          <w:bCs w:val="0"/>
+          <w:color w:val="222222"/>
+          <w:sz w:val="19"/>
+          <w:szCs w:val="19"/>
+        </w:rPr>
+      </w:pPr>
+      <w:r>
+        <w:rPr>
+          <w:rFonts w:ascii="Calibri" w:hAnsi="Calibri" w:eastAsia="Calibri" w:cs="Calibri"/>
+          <w:b w:val="0"/>
+          <w:bCs w:val="0"/>
+          <w:color w:val="222222"/>
+          <w:sz w:val="19"/>
+          <w:szCs w:val="19"/>
+        </w:rPr>
+        <w:t>Built a RAG-based financial research agent to analyze annual reports and financial documents using open-source LLMs (via Ollama), LangGraph, and Qdrant vector store with hybrid dense+BM25 retrieval.</w:t>
+      </w:r>
+    </w:p>
+    <w:p>
+      <w:pPr>
+        <w:keepNext w:val="0"/>
+        <w:keepLines w:val="0"/>
+        <w:pageBreakBefore w:val="0"/>
+        <w:widowControl/>
+        <w:numPr>
+          <w:ilvl w:val="0"/>
+          <w:numId w:val="2"/>
+        </w:numPr>
+        <w:kinsoku/>
+        <w:wordWrap/>
+        <w:overflowPunct/>
+        <w:topLinePunct w:val="0"/>
+        <w:autoSpaceDE/>
+        <w:autoSpaceDN/>
+        <w:bidi w:val="0"/>
+        <w:adjustRightInd/>
+        <w:snapToGrid/>
+        <w:spacing w:before="100" w:after="10" w:line="240" w:lineRule="auto"/>
+        <w:ind w:left="360" w:leftChars="0" w:hanging="259" w:firstLineChars="0"/>
+        <w:textAlignment w:val="auto"/>
+        <w:rPr>
+          <w:rFonts w:ascii="Calibri" w:hAnsi="Calibri" w:eastAsia="Calibri" w:cs="Calibri"/>
+          <w:b w:val="0"/>
+          <w:bCs w:val="0"/>
+          <w:color w:val="222222"/>
+          <w:sz w:val="19"/>
+          <w:szCs w:val="19"/>
+        </w:rPr>
+      </w:pPr>
+      <w:r>
+        <w:rPr>
+          <w:rFonts w:ascii="Calibri" w:hAnsi="Calibri" w:eastAsia="Calibri" w:cs="Calibri"/>
+          <w:b w:val="0"/>
+          <w:bCs w:val="0"/>
+          <w:color w:val="222222"/>
+          <w:sz w:val="19"/>
+          <w:szCs w:val="19"/>
+        </w:rPr>
+        <w:t>Developed tool-using agent workflows (PostgreSQL text-to-SQL, financial calculations, document retrieval) exposed as APIs via FastAPI, with plan-then-execute orchestration and sqlglot-validated SQL execution.</w:t>
+      </w:r>
+    </w:p>
+    <w:p>
+      <w:pPr>
+        <w:keepNext w:val="0"/>
+        <w:keepLines w:val="0"/>
+        <w:pageBreakBefore w:val="0"/>
+        <w:widowControl/>
+        <w:numPr>
+          <w:ilvl w:val="0"/>
+          <w:numId w:val="2"/>
+        </w:numPr>
+        <w:kinsoku/>
+        <w:wordWrap/>
+        <w:overflowPunct/>
+        <w:topLinePunct w:val="0"/>
+        <w:autoSpaceDE/>
+        <w:autoSpaceDN/>
+        <w:bidi w:val="0"/>
+        <w:adjustRightInd/>
+        <w:snapToGrid/>
+        <w:spacing w:before="100" w:after="10" w:line="240" w:lineRule="auto"/>
+        <w:ind w:left="360" w:leftChars="0" w:hanging="259" w:firstLineChars="0"/>
+        <w:textAlignment w:val="auto"/>
+        <w:rPr>
+          <w:rFonts w:ascii="Calibri" w:hAnsi="Calibri" w:eastAsia="Calibri" w:cs="Calibri"/>
+          <w:b w:val="0"/>
+          <w:bCs w:val="0"/>
+          <w:color w:val="222222"/>
+          <w:sz w:val="19"/>
+          <w:szCs w:val="19"/>
+        </w:rPr>
+      </w:pPr>
+      <w:r>
+        <w:rPr>
+          <w:rFonts w:ascii="Calibri" w:hAnsi="Calibri" w:eastAsia="Calibri" w:cs="Calibri"/>
+          <w:b w:val="0"/>
+          <w:bCs w:val="0"/>
+          <w:color w:val="222222"/>
+          <w:sz w:val="19"/>
+          <w:szCs w:val="19"/>
+        </w:rPr>
+        <w:t>Implemented an LLM-as-judge evaluation harness scoring answer correctness, groundedness, and routing accuracy, with a defense-in-depth SQL safety layer (validated + read-only) and Dockerized deployment.</w:t>
+      </w:r>
+    </w:p>
+    <w:p>
+      <w:pPr>
+        <w:keepNext w:val="0"/>
+        <w:keepLines w:val="0"/>
+        <w:pageBreakBefore w:val="0"/>
+        <w:widowControl/>
+        <w:kinsoku/>
+        <w:wordWrap/>
+        <w:overflowPunct/>
+        <w:topLinePunct w:val="0"/>
+        <w:autoSpaceDE/>
+        <w:autoSpaceDN/>
+        <w:bidi w:val="0"/>
+        <w:adjustRightInd/>
+        <w:snapToGrid/>
+        <w:spacing w:before="100" w:after="10" w:line="240" w:lineRule="auto"/>
+        <w:textAlignment w:val="auto"/>
+        <w:rPr>
+          <w:rFonts w:hint="default"/>
+          <w:lang w:val="en-US"/>
+        </w:rPr>
+      </w:pPr>
+      <w:r>
+        <w:rPr>
+          <w:rFonts w:ascii="Calibri" w:hAnsi="Calibri" w:eastAsia="Calibri" w:cs="Calibri"/>
+          <w:b/>
+          <w:bCs/>
+          <w:color w:val="222222"/>
+          <w:sz w:val="20"/>
+          <w:szCs w:val="20"/>
+        </w:rPr>
+        <w:t>HR Policy Q&amp;A — QLoRA Fine-Tuning</w:t>
+      </w:r>
+      <w:r>
+        <w:rPr>
+          <w:rFonts w:hint="default" w:ascii="Calibri" w:hAnsi="Calibri" w:eastAsia="Calibri" w:cs="Calibri"/>
+          <w:b/>
+          <w:bCs/>
+          <w:color w:val="222222"/>
+          <w:sz w:val="20"/>
+          <w:szCs w:val="20"/>
+          <w:lang w:val="en-US"/>
+        </w:rPr>
+        <w:t xml:space="preserve"> | </w:t>
+      </w:r>
+      <w:r>
+        <w:rPr>
+          <w:rFonts w:hint="default" w:ascii="Calibri" w:hAnsi="Calibri" w:eastAsia="Calibri" w:cs="Calibri"/>
+          <w:b/>
+          <w:bCs/>
+          <w:color w:val="222222"/>
+          <w:sz w:val="20"/>
+          <w:szCs w:val="20"/>
+          <w:lang w:val="en-US"/>
+        </w:rPr>
+        <w:fldChar w:fldCharType="begin"/>
+      </w:r>
+      <w:r>
+        <w:rPr>
+          <w:rFonts w:hint="default" w:ascii="Calibri" w:hAnsi="Calibri" w:eastAsia="Calibri" w:cs="Calibri"/>
+          <w:b/>
+          <w:bCs/>
+          <w:color w:val="222222"/>
+          <w:sz w:val="20"/>
+          <w:szCs w:val="20"/>
+          <w:lang w:val="en-US"/>
+        </w:rPr>
+        <w:instrText xml:space="preserve"> HYPERLINK "https://github.com/vishwavardhan33-arch/HR_QA_QLoRA_Finetune" </w:instrText>
+      </w:r>
+      <w:r>
+        <w:rPr>
+          <w:rFonts w:hint="default" w:ascii="Calibri" w:hAnsi="Calibri" w:eastAsia="Calibri" w:cs="Calibri"/>
+          <w:b/>
+          <w:bCs/>
+          <w:color w:val="222222"/>
+          <w:sz w:val="20"/>
+          <w:szCs w:val="20"/>
+          <w:lang w:val="en-US"/>
+        </w:rPr>
+        <w:fldChar w:fldCharType="separate"/>
+      </w:r>
+      <w:r>
+        <w:rPr>
+          <w:rStyle w:val="15"/>
+          <w:rFonts w:hint="default" w:ascii="Calibri" w:hAnsi="Calibri" w:eastAsia="Calibri" w:cs="Calibri"/>
+          <w:b/>
+          <w:bCs/>
+          <w:sz w:val="20"/>
+          <w:szCs w:val="20"/>
+          <w:lang w:val="en-US"/>
+        </w:rPr>
+        <w:t>GitHub</w:t>
+      </w:r>
+      <w:r>
+        <w:rPr>
+          <w:rFonts w:hint="default" w:ascii="Calibri" w:hAnsi="Calibri" w:eastAsia="Calibri" w:cs="Calibri"/>
+          <w:b/>
+          <w:bCs/>
+          <w:color w:val="222222"/>
+          <w:sz w:val="20"/>
+          <w:szCs w:val="20"/>
+          <w:lang w:val="en-US"/>
+        </w:rPr>
+        <w:fldChar w:fldCharType="end"/>
+      </w:r>
+    </w:p>
+    <w:p>
+      <w:pPr>
+        <w:keepNext w:val="0"/>
+        <w:keepLines w:val="0"/>
+        <w:pageBreakBefore w:val="0"/>
+        <w:widowControl/>
+        <w:kinsoku/>
+        <w:wordWrap/>
+        <w:overflowPunct/>
+        <w:topLinePunct w:val="0"/>
+        <w:autoSpaceDE/>
+        <w:autoSpaceDN/>
+        <w:bidi w:val="0"/>
+        <w:adjustRightInd/>
+        <w:snapToGrid/>
         <w:spacing w:after="40" w:line="240" w:lineRule="auto"/>
-        <w:rPr>
-          <w:sz w:val="18"/>
-          <w:szCs w:val="18"/>
-        </w:rPr>
+        <w:textAlignment w:val="auto"/>
       </w:pPr>
       <w:r>
         <w:rPr>
@@ -680,142 +1449,162 @@
           <w:sz w:val="18"/>
           <w:szCs w:val="18"/>
         </w:rPr>
-        <w:t>Python, LangChain, LangGraph, Chroma, FastAPI, MLflow, Docker</w:t>
+        <w:t>Qwen2.5-1.5B, PEFT (LoRA), bitsandbytes (QLoRA), TRL, Hugging Face Transformers</w:t>
       </w:r>
     </w:p>
     <w:p>
       <w:pPr>
         <w:pStyle w:val="19"/>
+        <w:keepNext w:val="0"/>
+        <w:keepLines w:val="0"/>
+        <w:pageBreakBefore w:val="0"/>
+        <w:widowControl/>
         <w:numPr>
           <w:ilvl w:val="0"/>
           <w:numId w:val="1"/>
         </w:numPr>
+        <w:kinsoku/>
+        <w:wordWrap/>
+        <w:overflowPunct/>
+        <w:topLinePunct w:val="0"/>
+        <w:autoSpaceDE/>
+        <w:autoSpaceDN/>
+        <w:bidi w:val="0"/>
+        <w:adjustRightInd/>
+        <w:snapToGrid/>
         <w:spacing w:after="40" w:line="240" w:lineRule="auto"/>
-      </w:pPr>
-      <w:r>
-        <w:rPr>
-          <w:rFonts w:ascii="Calibri" w:hAnsi="Calibri" w:eastAsia="Calibri" w:cs="Calibri"/>
-          <w:color w:val="222222"/>
-          <w:sz w:val="20"/>
-          <w:szCs w:val="20"/>
-        </w:rPr>
-        <w:t>Built a RAG-based financial research agent to analyze annual reports and financial documents using LLMs, LangChain, LangGraph, and Chroma vector store.</w:t>
-      </w:r>
-    </w:p>
-    <w:p>
-      <w:pPr>
-        <w:pStyle w:val="19"/>
-        <w:numPr>
-          <w:ilvl w:val="0"/>
-          <w:numId w:val="1"/>
-        </w:numPr>
+        <w:textAlignment w:val="auto"/>
+        <w:rPr>
+          <w:sz w:val="19"/>
+          <w:szCs w:val="19"/>
+        </w:rPr>
+      </w:pPr>
+      <w:r>
+        <w:rPr>
+          <w:rFonts w:ascii="Calibri" w:hAnsi="Calibri" w:eastAsia="Calibri" w:cs="Calibri"/>
+          <w:color w:val="222222"/>
+          <w:sz w:val="19"/>
+          <w:szCs w:val="19"/>
+        </w:rPr>
+        <w:t>Fine-tuned Qwen2.5-1.5B-Instruct with QLoRA (4-bit NF4 quantization + LoRA adapters) on a company HR policy dataset, reducing trainable parameters to a small fraction of the full model.</w:t>
+      </w:r>
+    </w:p>
+    <w:p>
+      <w:pPr>
+        <w:keepNext w:val="0"/>
+        <w:keepLines w:val="0"/>
+        <w:pageBreakBefore w:val="0"/>
+        <w:widowControl/>
+        <w:suppressLineNumbers w:val="0"/>
+        <w:kinsoku/>
+        <w:wordWrap/>
+        <w:overflowPunct/>
+        <w:topLinePunct w:val="0"/>
+        <w:autoSpaceDE/>
+        <w:autoSpaceDN/>
+        <w:bidi w:val="0"/>
+        <w:adjustRightInd/>
+        <w:snapToGrid/>
+        <w:spacing w:line="240" w:lineRule="auto"/>
+        <w:ind w:firstLine="95" w:firstLineChars="50"/>
+        <w:jc w:val="left"/>
+        <w:textAlignment w:val="auto"/>
+        <w:rPr>
+          <w:rFonts w:hint="default" w:ascii="Calibri" w:hAnsi="Calibri" w:eastAsia="SimSun" w:cs="Calibri"/>
+          <w:color w:val="222222"/>
+          <w:kern w:val="0"/>
+          <w:sz w:val="19"/>
+          <w:szCs w:val="19"/>
+          <w:lang w:val="en-US" w:eastAsia="zh-CN" w:bidi="ar"/>
+        </w:rPr>
+      </w:pPr>
+      <w:r>
+        <w:rPr>
+          <w:rFonts w:ascii="Calibri" w:hAnsi="Calibri" w:eastAsia="SimSun" w:cs="Calibri"/>
+          <w:b/>
+          <w:bCs/>
+          <w:color w:val="222222"/>
+          <w:kern w:val="0"/>
+          <w:sz w:val="19"/>
+          <w:szCs w:val="19"/>
+          <w:lang w:val="en-US" w:eastAsia="zh-CN" w:bidi="ar"/>
+        </w:rPr>
+        <w:t>•</w:t>
+      </w:r>
+      <w:r>
+        <w:rPr>
+          <w:rFonts w:hint="default" w:ascii="Calibri" w:hAnsi="Calibri" w:eastAsia="SimSun" w:cs="Calibri"/>
+          <w:b/>
+          <w:bCs/>
+          <w:color w:val="222222"/>
+          <w:kern w:val="0"/>
+          <w:sz w:val="19"/>
+          <w:szCs w:val="19"/>
+          <w:lang w:val="en-US" w:eastAsia="zh-CN" w:bidi="ar"/>
+        </w:rPr>
+        <w:t xml:space="preserve">  </w:t>
+      </w:r>
+      <w:r>
+        <w:rPr>
+          <w:rFonts w:ascii="Calibri" w:hAnsi="Calibri" w:eastAsia="SimSun" w:cs="Calibri"/>
+          <w:b w:val="0"/>
+          <w:bCs w:val="0"/>
+          <w:color w:val="222222"/>
+          <w:kern w:val="0"/>
+          <w:sz w:val="19"/>
+          <w:szCs w:val="19"/>
+          <w:lang w:val="en-US" w:eastAsia="zh-CN" w:bidi="ar"/>
+        </w:rPr>
+        <w:t xml:space="preserve"> Achieved a BERTScore of 0.88 on a held-out evaluation set.</w:t>
+      </w:r>
+    </w:p>
+    <w:p>
+      <w:pPr>
+        <w:keepNext w:val="0"/>
+        <w:keepLines w:val="0"/>
+        <w:pageBreakBefore w:val="0"/>
+        <w:widowControl/>
+        <w:kinsoku/>
+        <w:wordWrap/>
+        <w:overflowPunct/>
+        <w:topLinePunct w:val="0"/>
+        <w:autoSpaceDE/>
+        <w:autoSpaceDN/>
+        <w:bidi w:val="0"/>
+        <w:adjustRightInd/>
+        <w:snapToGrid/>
+        <w:spacing w:before="100" w:after="10" w:line="240" w:lineRule="auto"/>
+        <w:textAlignment w:val="auto"/>
+      </w:pPr>
+      <w:r>
+        <w:rPr>
+          <w:rFonts w:ascii="Calibri" w:hAnsi="Calibri" w:eastAsia="Calibri" w:cs="Calibri"/>
+          <w:b/>
+          <w:bCs/>
+          <w:color w:val="222222"/>
+          <w:sz w:val="20"/>
+          <w:szCs w:val="20"/>
+        </w:rPr>
+        <w:t>Credit Card Fraud Detection</w:t>
+      </w:r>
+    </w:p>
+    <w:p>
+      <w:pPr>
+        <w:keepNext w:val="0"/>
+        <w:keepLines w:val="0"/>
+        <w:pageBreakBefore w:val="0"/>
+        <w:widowControl/>
+        <w:kinsoku/>
+        <w:wordWrap/>
+        <w:overflowPunct/>
+        <w:topLinePunct w:val="0"/>
+        <w:autoSpaceDE/>
+        <w:autoSpaceDN/>
+        <w:bidi w:val="0"/>
+        <w:adjustRightInd/>
+        <w:snapToGrid/>
         <w:spacing w:after="40" w:line="240" w:lineRule="auto"/>
-      </w:pPr>
-      <w:r>
-        <w:rPr>
-          <w:rFonts w:ascii="Calibri" w:hAnsi="Calibri" w:eastAsia="Calibri" w:cs="Calibri"/>
-          <w:color w:val="222222"/>
-          <w:sz w:val="20"/>
-          <w:szCs w:val="20"/>
-        </w:rPr>
-        <w:t>Developed tool-using agent workflows (MySQL, financial search, calculation, document retrieval) exposed as APIs via FastAPI.</w:t>
-      </w:r>
-    </w:p>
-    <w:p>
-      <w:pPr>
-        <w:pStyle w:val="19"/>
-        <w:numPr>
-          <w:ilvl w:val="0"/>
-          <w:numId w:val="1"/>
-        </w:numPr>
-        <w:spacing w:after="40" w:line="240" w:lineRule="auto"/>
-      </w:pPr>
-      <w:r>
-        <w:rPr>
-          <w:rFonts w:ascii="Calibri" w:hAnsi="Calibri" w:eastAsia="Calibri" w:cs="Calibri"/>
-          <w:color w:val="222222"/>
-          <w:sz w:val="20"/>
-          <w:szCs w:val="20"/>
-        </w:rPr>
-        <w:t>Implemented MLflow-tracked evaluation ( answer correctness</w:t>
-      </w:r>
-      <w:r>
-        <w:rPr>
-          <w:rFonts w:hint="default" w:ascii="Calibri" w:hAnsi="Calibri" w:eastAsia="Calibri" w:cs="Calibri"/>
-          <w:color w:val="222222"/>
-          <w:sz w:val="20"/>
-          <w:szCs w:val="20"/>
-          <w:lang w:val="en-US"/>
-        </w:rPr>
-        <w:t>=0.9</w:t>
-      </w:r>
-      <w:r>
-        <w:rPr>
-          <w:rFonts w:ascii="Calibri" w:hAnsi="Calibri" w:eastAsia="Calibri" w:cs="Calibri"/>
-          <w:color w:val="222222"/>
-          <w:sz w:val="20"/>
-          <w:szCs w:val="20"/>
-        </w:rPr>
-        <w:t>, citation accuracy</w:t>
-      </w:r>
-      <w:r>
-        <w:rPr>
-          <w:rFonts w:hint="default" w:ascii="Calibri" w:hAnsi="Calibri" w:eastAsia="Calibri" w:cs="Calibri"/>
-          <w:color w:val="222222"/>
-          <w:sz w:val="20"/>
-          <w:szCs w:val="20"/>
-          <w:lang w:val="en-US"/>
-        </w:rPr>
-        <w:t>=0.87</w:t>
-      </w:r>
-      <w:r>
-        <w:rPr>
-          <w:rFonts w:ascii="Calibri" w:hAnsi="Calibri" w:eastAsia="Calibri" w:cs="Calibri"/>
-          <w:color w:val="222222"/>
-          <w:sz w:val="20"/>
-          <w:szCs w:val="20"/>
-        </w:rPr>
-        <w:t>, latency</w:t>
-      </w:r>
-      <w:r>
-        <w:rPr>
-          <w:rFonts w:hint="default" w:ascii="Calibri" w:hAnsi="Calibri" w:eastAsia="Calibri" w:cs="Calibri"/>
-          <w:color w:val="222222"/>
-          <w:sz w:val="20"/>
-          <w:szCs w:val="20"/>
-          <w:lang w:val="en-US"/>
-        </w:rPr>
-        <w:t>=2.45s</w:t>
-      </w:r>
-      <w:r>
-        <w:rPr>
-          <w:rFonts w:ascii="Calibri" w:hAnsi="Calibri" w:eastAsia="Calibri" w:cs="Calibri"/>
-          <w:color w:val="222222"/>
-          <w:sz w:val="20"/>
-          <w:szCs w:val="20"/>
-        </w:rPr>
-        <w:t>) with Dockerized deployment.</w:t>
-      </w:r>
-    </w:p>
-    <w:p>
-      <w:pPr>
-        <w:spacing w:before="100" w:after="10" w:line="240" w:lineRule="auto"/>
-      </w:pPr>
-      <w:r>
-        <w:rPr>
-          <w:rFonts w:ascii="Calibri" w:hAnsi="Calibri" w:eastAsia="Calibri" w:cs="Calibri"/>
-          <w:b/>
-          <w:bCs/>
-          <w:color w:val="222222"/>
-          <w:sz w:val="20"/>
-          <w:szCs w:val="20"/>
-        </w:rPr>
-        <w:t>HR Policy Q&amp;A — QLoRA Fine-Tuning</w:t>
-      </w:r>
-    </w:p>
-    <w:p>
-      <w:pPr>
-        <w:spacing w:after="40" w:line="240" w:lineRule="auto"/>
+        <w:textAlignment w:val="auto"/>
       </w:pPr>
       <w:r>
         <w:rPr>
@@ -826,238 +1615,134 @@
           <w:sz w:val="18"/>
           <w:szCs w:val="18"/>
         </w:rPr>
-        <w:t>Qwen2.5-1.5B, PEFT (LoRA), bitsandbytes (QLoRA), TRL, Hugging Face Transformers</w:t>
+        <w:t>Python, Scikit-learn, Imbalanced-learn</w:t>
       </w:r>
     </w:p>
     <w:p>
       <w:pPr>
         <w:pStyle w:val="19"/>
+        <w:keepNext w:val="0"/>
+        <w:keepLines w:val="0"/>
+        <w:pageBreakBefore w:val="0"/>
+        <w:widowControl/>
         <w:numPr>
           <w:ilvl w:val="0"/>
           <w:numId w:val="1"/>
         </w:numPr>
+        <w:kinsoku/>
+        <w:wordWrap/>
+        <w:overflowPunct/>
+        <w:topLinePunct w:val="0"/>
+        <w:autoSpaceDE/>
+        <w:autoSpaceDN/>
+        <w:bidi w:val="0"/>
+        <w:adjustRightInd/>
+        <w:snapToGrid/>
         <w:spacing w:after="40" w:line="240" w:lineRule="auto"/>
-      </w:pPr>
-      <w:r>
-        <w:rPr>
-          <w:rFonts w:ascii="Calibri" w:hAnsi="Calibri" w:eastAsia="Calibri" w:cs="Calibri"/>
-          <w:color w:val="222222"/>
-          <w:sz w:val="20"/>
-          <w:szCs w:val="20"/>
-        </w:rPr>
-        <w:t>Fine-tuned Qwen2.5-1.5B-Instruct with QLoRA (4-bit NF4 quantization + LoRA adapters) on a company HR policy dataset, reducing trainable parameters to a small fraction of the full model.</w:t>
-      </w:r>
-    </w:p>
-    <w:p>
-      <w:pPr>
-        <w:keepNext w:val="0"/>
-        <w:keepLines w:val="0"/>
-        <w:widowControl/>
-        <w:suppressLineNumbers w:val="0"/>
-        <w:spacing w:line="240" w:lineRule="auto"/>
-        <w:ind w:firstLine="100" w:firstLineChars="50"/>
-        <w:jc w:val="left"/>
-        <w:rPr>
-          <w:rFonts w:hint="default" w:ascii="Calibri" w:hAnsi="Calibri" w:eastAsia="SimSun" w:cs="Calibri"/>
-          <w:color w:val="222222"/>
-          <w:kern w:val="0"/>
-          <w:sz w:val="20"/>
-          <w:szCs w:val="20"/>
-          <w:lang w:val="en-US" w:eastAsia="zh-CN" w:bidi="ar"/>
-        </w:rPr>
-      </w:pPr>
-      <w:r>
-        <w:rPr>
-          <w:rFonts w:ascii="Calibri" w:hAnsi="Calibri" w:eastAsia="SimSun" w:cs="Calibri"/>
-          <w:b/>
-          <w:bCs/>
-          <w:color w:val="222222"/>
-          <w:kern w:val="0"/>
-          <w:sz w:val="20"/>
-          <w:szCs w:val="20"/>
-          <w:lang w:val="en-US" w:eastAsia="zh-CN" w:bidi="ar"/>
-        </w:rPr>
-        <w:t>•</w:t>
-      </w:r>
-      <w:r>
-        <w:rPr>
-          <w:rFonts w:hint="default" w:ascii="Calibri" w:hAnsi="Calibri" w:eastAsia="SimSun" w:cs="Calibri"/>
-          <w:b/>
-          <w:bCs/>
-          <w:color w:val="222222"/>
-          <w:kern w:val="0"/>
-          <w:sz w:val="20"/>
-          <w:szCs w:val="20"/>
-          <w:lang w:val="en-US" w:eastAsia="zh-CN" w:bidi="ar"/>
-        </w:rPr>
-        <w:t xml:space="preserve">  </w:t>
-      </w:r>
-      <w:r>
-        <w:rPr>
-          <w:rFonts w:ascii="Calibri" w:hAnsi="Calibri" w:eastAsia="SimSun" w:cs="Calibri"/>
-          <w:b w:val="0"/>
-          <w:bCs w:val="0"/>
-          <w:color w:val="222222"/>
-          <w:kern w:val="0"/>
-          <w:sz w:val="20"/>
-          <w:szCs w:val="20"/>
-          <w:lang w:val="en-US" w:eastAsia="zh-CN" w:bidi="ar"/>
-        </w:rPr>
-        <w:t xml:space="preserve"> Achieved a BERTScore of 0.88 on a held-out evaluation set.</w:t>
-      </w:r>
-    </w:p>
-    <w:p>
-      <w:pPr>
-        <w:spacing w:before="100" w:after="10" w:line="240" w:lineRule="auto"/>
-      </w:pPr>
-      <w:r>
-        <w:rPr>
-          <w:rFonts w:ascii="Calibri" w:hAnsi="Calibri" w:eastAsia="Calibri" w:cs="Calibri"/>
-          <w:b/>
-          <w:bCs/>
-          <w:color w:val="222222"/>
-          <w:sz w:val="20"/>
-          <w:szCs w:val="20"/>
-        </w:rPr>
-        <w:t>Credit Card Fraud Detection</w:t>
-      </w:r>
-    </w:p>
-    <w:p>
-      <w:pPr>
-        <w:spacing w:after="40" w:line="240" w:lineRule="auto"/>
-      </w:pPr>
-      <w:r>
-        <w:rPr>
-          <w:rFonts w:ascii="Calibri" w:hAnsi="Calibri" w:eastAsia="Calibri" w:cs="Calibri"/>
-          <w:i/>
-          <w:iCs/>
-          <w:color w:val="555555"/>
-          <w:sz w:val="18"/>
-          <w:szCs w:val="18"/>
-        </w:rPr>
-        <w:t>Python, Scikit-learn, Imbalanced-learn</w:t>
+        <w:textAlignment w:val="auto"/>
+        <w:rPr>
+          <w:sz w:val="19"/>
+          <w:szCs w:val="19"/>
+        </w:rPr>
+      </w:pPr>
+      <w:r>
+        <w:rPr>
+          <w:rFonts w:ascii="Calibri" w:hAnsi="Calibri" w:eastAsia="Calibri" w:cs="Calibri"/>
+          <w:color w:val="222222"/>
+          <w:sz w:val="19"/>
+          <w:szCs w:val="19"/>
+        </w:rPr>
+        <w:t>Ran EDA and applied SMOTE oversampling to correct severe class imbalance in transaction data.</w:t>
       </w:r>
     </w:p>
     <w:p>
       <w:pPr>
         <w:pStyle w:val="19"/>
+        <w:keepNext w:val="0"/>
+        <w:keepLines w:val="0"/>
+        <w:pageBreakBefore w:val="0"/>
+        <w:widowControl/>
         <w:numPr>
           <w:ilvl w:val="0"/>
           <w:numId w:val="1"/>
         </w:numPr>
+        <w:kinsoku/>
+        <w:wordWrap/>
+        <w:overflowPunct/>
+        <w:topLinePunct w:val="0"/>
+        <w:autoSpaceDE/>
+        <w:autoSpaceDN/>
+        <w:bidi w:val="0"/>
+        <w:adjustRightInd/>
+        <w:snapToGrid/>
         <w:spacing w:after="40" w:line="240" w:lineRule="auto"/>
-      </w:pPr>
-      <w:r>
-        <w:rPr>
-          <w:rFonts w:ascii="Calibri" w:hAnsi="Calibri" w:eastAsia="Calibri" w:cs="Calibri"/>
-          <w:color w:val="222222"/>
-          <w:sz w:val="20"/>
-          <w:szCs w:val="20"/>
-        </w:rPr>
-        <w:t>Ran EDA and applied SMOTE oversampling to correct severe class imbalance in transaction data.</w:t>
+        <w:textAlignment w:val="auto"/>
+        <w:rPr>
+          <w:rFonts w:ascii="Calibri" w:hAnsi="Calibri" w:eastAsia="Calibri" w:cs="Calibri"/>
+          <w:color w:val="222222"/>
+          <w:sz w:val="19"/>
+          <w:szCs w:val="19"/>
+        </w:rPr>
+      </w:pPr>
+      <w:r>
+        <w:rPr>
+          <w:rFonts w:ascii="Calibri" w:hAnsi="Calibri" w:eastAsia="Calibri" w:cs="Calibri"/>
+          <w:color w:val="222222"/>
+          <w:sz w:val="19"/>
+          <w:szCs w:val="19"/>
+        </w:rPr>
+        <w:t>Achieved 0.93 ROC-AUC combining logistic regression, KNN, and decision trees; cross-validated with isolation forest and local outlier factor anomaly detectors.</w:t>
       </w:r>
     </w:p>
     <w:p>
       <w:pPr>
         <w:pStyle w:val="19"/>
+        <w:keepNext w:val="0"/>
+        <w:keepLines w:val="0"/>
+        <w:pageBreakBefore w:val="0"/>
+        <w:widowControl/>
         <w:numPr>
-          <w:ilvl w:val="0"/>
-          <w:numId w:val="1"/>
+          <w:numId w:val="0"/>
         </w:numPr>
+        <w:kinsoku/>
+        <w:wordWrap/>
+        <w:overflowPunct/>
+        <w:topLinePunct w:val="0"/>
+        <w:autoSpaceDE/>
+        <w:autoSpaceDN/>
+        <w:bidi w:val="0"/>
+        <w:adjustRightInd/>
+        <w:snapToGrid/>
         <w:spacing w:after="40" w:line="240" w:lineRule="auto"/>
-        <w:rPr>
-          <w:rFonts w:ascii="Calibri" w:hAnsi="Calibri" w:eastAsia="Calibri" w:cs="Calibri"/>
-          <w:color w:val="222222"/>
-          <w:sz w:val="20"/>
-          <w:szCs w:val="20"/>
-        </w:rPr>
-      </w:pPr>
-      <w:r>
-        <w:rPr>
-          <w:rFonts w:ascii="Calibri" w:hAnsi="Calibri" w:eastAsia="Calibri" w:cs="Calibri"/>
-          <w:color w:val="222222"/>
-          <w:sz w:val="20"/>
-          <w:szCs w:val="20"/>
-        </w:rPr>
-        <w:t>Achieved 0.93 ROC-AUC combining logistic regression, KNN, and decision trees; cross-validated with isolation forest and local outlier factor anomaly detectors.</w:t>
-      </w:r>
-    </w:p>
-    <w:p>
-      <w:pPr>
-        <w:spacing w:before="100" w:after="10" w:line="240" w:lineRule="auto"/>
-      </w:pPr>
-      <w:r>
-        <w:rPr>
-          <w:rFonts w:ascii="Calibri" w:hAnsi="Calibri" w:eastAsia="Calibri" w:cs="Calibri"/>
-          <w:b/>
-          <w:bCs/>
-          <w:color w:val="222222"/>
-          <w:sz w:val="20"/>
-          <w:szCs w:val="20"/>
-        </w:rPr>
-        <w:t>Sentence Autocompletion (Bidirectional LSTM)</w:t>
-      </w:r>
-    </w:p>
-    <w:p>
-      <w:pPr>
-        <w:spacing w:after="40" w:line="240" w:lineRule="auto"/>
-      </w:pPr>
-      <w:r>
-        <w:rPr>
-          <w:rFonts w:ascii="Calibri" w:hAnsi="Calibri" w:eastAsia="Calibri" w:cs="Calibri"/>
-          <w:i/>
-          <w:iCs/>
-          <w:color w:val="555555"/>
-          <w:sz w:val="18"/>
-          <w:szCs w:val="18"/>
-        </w:rPr>
-        <w:t>Python, TensorFlow/Keras, NLP</w:t>
-      </w:r>
-    </w:p>
-    <w:p>
-      <w:pPr>
-        <w:pStyle w:val="19"/>
-        <w:numPr>
-          <w:ilvl w:val="0"/>
-          <w:numId w:val="1"/>
-        </w:numPr>
-        <w:spacing w:after="40" w:line="240" w:lineRule="auto"/>
-      </w:pPr>
-      <w:r>
-        <w:rPr>
-          <w:rFonts w:ascii="Calibri" w:hAnsi="Calibri" w:eastAsia="Calibri" w:cs="Calibri"/>
-          <w:color w:val="222222"/>
-          <w:sz w:val="20"/>
-          <w:szCs w:val="20"/>
-        </w:rPr>
-        <w:t>Built an NLP preprocessing pipeline (emoji removal, tokenization, n-grams, padding, OOV handling) for literary text.</w:t>
-      </w:r>
-    </w:p>
-    <w:p>
-      <w:pPr>
-        <w:pStyle w:val="19"/>
-        <w:numPr>
-          <w:ilvl w:val="0"/>
-          <w:numId w:val="1"/>
-        </w:numPr>
-        <w:spacing w:after="40" w:line="240" w:lineRule="auto"/>
-      </w:pPr>
-      <w:r>
-        <w:rPr>
-          <w:rFonts w:ascii="Calibri" w:hAnsi="Calibri" w:eastAsia="Calibri" w:cs="Calibri"/>
-          <w:color w:val="222222"/>
-          <w:sz w:val="20"/>
-          <w:szCs w:val="20"/>
-        </w:rPr>
-        <w:t>Trained a Bidirectional LSTM with an embedding layer for next-word prediction, tuning hyperparameters against validation metrics.</w:t>
-      </w:r>
-    </w:p>
-    <w:p>
-      <w:pPr>
+        <w:textAlignment w:val="auto"/>
+        <w:rPr>
+          <w:rFonts w:ascii="Calibri" w:hAnsi="Calibri" w:eastAsia="Calibri" w:cs="Calibri"/>
+          <w:color w:val="222222"/>
+          <w:sz w:val="19"/>
+          <w:szCs w:val="19"/>
+        </w:rPr>
+      </w:pPr>
+    </w:p>
+    <w:p>
+      <w:pPr>
+        <w:keepNext w:val="0"/>
+        <w:keepLines w:val="0"/>
+        <w:pageBreakBefore w:val="0"/>
+        <w:widowControl/>
         <w:pBdr>
           <w:bottom w:val="single" w:color="1F3864" w:sz="4" w:space="2"/>
         </w:pBdr>
+        <w:kinsoku/>
+        <w:wordWrap/>
+        <w:overflowPunct/>
+        <w:topLinePunct w:val="0"/>
+        <w:autoSpaceDE/>
+        <w:autoSpaceDN/>
+        <w:bidi w:val="0"/>
+        <w:adjustRightInd/>
+        <w:snapToGrid/>
         <w:spacing w:before="260" w:after="80" w:line="240" w:lineRule="auto"/>
+        <w:textAlignment w:val="auto"/>
       </w:pPr>
       <w:r>
         <w:rPr>
@@ -1073,7 +1758,21 @@
     </w:p>
     <w:p>
       <w:pPr>
+        <w:keepNext w:val="0"/>
+        <w:keepLines w:val="0"/>
+        <w:pageBreakBefore w:val="0"/>
+        <w:widowControl/>
+        <w:kinsoku/>
+        <w:wordWrap/>
+        <w:overflowPunct/>
+        <w:topLinePunct w:val="0"/>
+        <w:autoSpaceDE/>
+        <w:autoSpaceDN/>
+        <w:bidi w:val="0"/>
+        <w:adjustRightInd/>
+        <w:snapToGrid/>
         <w:spacing w:after="60" w:line="240" w:lineRule="auto"/>
+        <w:textAlignment w:val="auto"/>
       </w:pPr>
       <w:r>
         <w:rPr>
@@ -1098,7 +1797,21 @@
     </w:p>
     <w:p>
       <w:pPr>
+        <w:keepNext w:val="0"/>
+        <w:keepLines w:val="0"/>
+        <w:pageBreakBefore w:val="0"/>
+        <w:widowControl/>
+        <w:kinsoku/>
+        <w:wordWrap/>
+        <w:overflowPunct/>
+        <w:topLinePunct w:val="0"/>
+        <w:autoSpaceDE/>
+        <w:autoSpaceDN/>
+        <w:bidi w:val="0"/>
+        <w:adjustRightInd/>
+        <w:snapToGrid/>
         <w:spacing w:after="60" w:line="240" w:lineRule="auto"/>
+        <w:textAlignment w:val="auto"/>
         <w:rPr>
           <w:rFonts w:hint="default"/>
           <w:lang w:val="en-US"/>
@@ -1143,25 +1856,30 @@
         </w:rPr>
         <w:t xml:space="preserve"> Keras, XGBoost, Hugging Face Transformers</w:t>
       </w:r>
-      <w:r>
-        <w:rPr>
-          <w:rFonts w:hint="default" w:ascii="Calibri" w:hAnsi="Calibri" w:eastAsia="Calibri" w:cs="Calibri"/>
-          <w:color w:val="222222"/>
-          <w:sz w:val="20"/>
-          <w:szCs w:val="20"/>
-          <w:lang w:val="en-US"/>
-        </w:rPr>
-        <w:t>, Ollama</w:t>
-      </w:r>
-    </w:p>
-    <w:p>
-      <w:pPr>
+    </w:p>
+    <w:p>
+      <w:pPr>
+        <w:keepNext w:val="0"/>
+        <w:keepLines w:val="0"/>
+        <w:pageBreakBefore w:val="0"/>
+        <w:widowControl/>
+        <w:kinsoku/>
+        <w:wordWrap/>
+        <w:overflowPunct/>
+        <w:topLinePunct w:val="0"/>
+        <w:autoSpaceDE/>
+        <w:autoSpaceDN/>
+        <w:bidi w:val="0"/>
+        <w:adjustRightInd/>
+        <w:snapToGrid/>
         <w:spacing w:after="60" w:line="240" w:lineRule="auto"/>
-        <w:rPr>
-          <w:rFonts w:ascii="Calibri" w:hAnsi="Calibri" w:eastAsia="Calibri" w:cs="Calibri"/>
-          <w:color w:val="222222"/>
-          <w:sz w:val="20"/>
-          <w:szCs w:val="20"/>
+        <w:textAlignment w:val="auto"/>
+        <w:rPr>
+          <w:rFonts w:hint="default" w:ascii="Calibri" w:hAnsi="Calibri" w:eastAsia="Calibri" w:cs="Calibri"/>
+          <w:color w:val="222222"/>
+          <w:sz w:val="20"/>
+          <w:szCs w:val="20"/>
+          <w:lang w:val="en-US"/>
         </w:rPr>
       </w:pPr>
       <w:r>
@@ -1182,12 +1900,57 @@
           <w:sz w:val="20"/>
           <w:szCs w:val="20"/>
         </w:rPr>
-        <w:t>LangChain, LangGraph, RAG pipelines, Prompt Engineering, Vector DBs (Chroma, FAISS, Pinecone),</w:t>
-      </w:r>
-    </w:p>
-    <w:p>
-      <w:pPr>
+        <w:t xml:space="preserve">LangChain, LangGraph, RAG pipelines, Prompt Engineering, Vector DBs (Chroma, FAISS, </w:t>
+      </w:r>
+      <w:r>
+        <w:rPr>
+          <w:rFonts w:hint="default" w:ascii="Calibri" w:hAnsi="Calibri" w:eastAsia="Calibri" w:cs="Calibri"/>
+          <w:color w:val="222222"/>
+          <w:sz w:val="20"/>
+          <w:szCs w:val="20"/>
+          <w:lang w:val="en-US"/>
+        </w:rPr>
+        <w:t>Qdrant</w:t>
+      </w:r>
+      <w:r>
+        <w:rPr>
+          <w:rFonts w:ascii="Calibri" w:hAnsi="Calibri" w:eastAsia="Calibri" w:cs="Calibri"/>
+          <w:color w:val="222222"/>
+          <w:sz w:val="20"/>
+          <w:szCs w:val="20"/>
+        </w:rPr>
+        <w:t>)</w:t>
+      </w:r>
+      <w:r>
+        <w:rPr>
+          <w:rFonts w:hint="default" w:ascii="Calibri" w:hAnsi="Calibri" w:eastAsia="Calibri" w:cs="Calibri"/>
+          <w:color w:val="222222"/>
+          <w:sz w:val="20"/>
+          <w:szCs w:val="20"/>
+          <w:lang w:val="en-US"/>
+        </w:rPr>
+        <w:t>, Ollama,</w:t>
+      </w:r>
+      <w:bookmarkStart w:id="0" w:name="_GoBack"/>
+      <w:bookmarkEnd w:id="0"/>
+    </w:p>
+    <w:p>
+      <w:pPr>
+        <w:keepNext w:val="0"/>
+        <w:keepLines w:val="0"/>
+        <w:pageBreakBefore w:val="0"/>
+        <w:widowControl/>
+        <w:kinsoku/>
+        <w:wordWrap/>
+        <w:overflowPunct/>
+        <w:topLinePunct w:val="0"/>
+        <w:autoSpaceDE/>
+        <w:autoSpaceDN/>
+        <w:bidi w:val="0"/>
+        <w:adjustRightInd/>
+        <w:snapToGrid/>
         <w:spacing w:after="60" w:line="240" w:lineRule="auto"/>
+        <w:textAlignment w:val="auto"/>
         <w:rPr>
           <w:rFonts w:hint="default" w:ascii="Calibri" w:hAnsi="Calibri" w:eastAsia="Calibri" w:cs="Calibri"/>
           <w:color w:val="222222"/>
@@ -1237,7 +2000,21 @@
     </w:p>
     <w:p>
       <w:pPr>
+        <w:keepNext w:val="0"/>
+        <w:keepLines w:val="0"/>
+        <w:pageBreakBefore w:val="0"/>
+        <w:widowControl/>
+        <w:kinsoku/>
+        <w:wordWrap/>
+        <w:overflowPunct/>
+        <w:topLinePunct w:val="0"/>
+        <w:autoSpaceDE/>
+        <w:autoSpaceDN/>
+        <w:bidi w:val="0"/>
+        <w:adjustRightInd/>
+        <w:snapToGrid/>
         <w:spacing w:after="60" w:line="240" w:lineRule="auto"/>
+        <w:textAlignment w:val="auto"/>
         <w:rPr>
           <w:rFonts w:ascii="Calibri" w:hAnsi="Calibri" w:eastAsia="Calibri" w:cs="Calibri"/>
           <w:color w:val="222222"/>
@@ -1287,7 +2064,21 @@
     </w:p>
     <w:p>
       <w:pPr>
+        <w:keepNext w:val="0"/>
+        <w:keepLines w:val="0"/>
+        <w:pageBreakBefore w:val="0"/>
+        <w:widowControl/>
+        <w:kinsoku/>
+        <w:wordWrap/>
+        <w:overflowPunct/>
+        <w:topLinePunct w:val="0"/>
+        <w:autoSpaceDE/>
+        <w:autoSpaceDN/>
+        <w:bidi w:val="0"/>
+        <w:adjustRightInd/>
+        <w:snapToGrid/>
         <w:spacing w:after="60" w:line="240" w:lineRule="auto"/>
+        <w:textAlignment w:val="auto"/>
         <w:rPr>
           <w:rFonts w:hint="default"/>
           <w:lang w:val="en-US"/>
@@ -1306,12 +2097,27 @@
     </w:p>
     <w:p>
       <w:pPr>
+        <w:keepNext w:val="0"/>
+        <w:keepLines w:val="0"/>
+        <w:pageBreakBefore w:val="0"/>
+        <w:widowControl/>
+        <w:kinsoku/>
+        <w:wordWrap/>
+        <w:overflowPunct/>
+        <w:topLinePunct w:val="0"/>
+        <w:autoSpaceDE/>
+        <w:autoSpaceDN/>
+        <w:bidi w:val="0"/>
+        <w:adjustRightInd/>
+        <w:snapToGrid/>
         <w:spacing w:after="60" w:line="240" w:lineRule="auto"/>
-        <w:rPr>
-          <w:rFonts w:ascii="Calibri" w:hAnsi="Calibri" w:eastAsia="Calibri" w:cs="Calibri"/>
-          <w:color w:val="222222"/>
-          <w:sz w:val="20"/>
-          <w:szCs w:val="20"/>
+        <w:textAlignment w:val="auto"/>
+        <w:rPr>
+          <w:rFonts w:hint="default" w:ascii="Calibri" w:hAnsi="Calibri" w:eastAsia="Calibri" w:cs="Calibri"/>
+          <w:color w:val="222222"/>
+          <w:sz w:val="20"/>
+          <w:szCs w:val="20"/>
+          <w:lang w:val="en-US"/>
         </w:rPr>
       </w:pPr>
       <w:r>
@@ -1332,12 +2138,36 @@
           <w:sz w:val="20"/>
           <w:szCs w:val="20"/>
         </w:rPr>
-        <w:t xml:space="preserve">Pandas, NumPy, SQL, Apache Spark (PySpark), Apache Kafka </w:t>
-      </w:r>
-    </w:p>
-    <w:p>
-      <w:pPr>
+        <w:t>Pandas, NumPy, SQL</w:t>
+      </w:r>
+      <w:r>
+        <w:rPr>
+          <w:rFonts w:hint="default" w:ascii="Calibri" w:hAnsi="Calibri" w:eastAsia="Calibri" w:cs="Calibri"/>
+          <w:color w:val="222222"/>
+          <w:sz w:val="20"/>
+          <w:szCs w:val="20"/>
+          <w:lang w:val="en-US"/>
+        </w:rPr>
+        <w:t xml:space="preserve">      </w:t>
+      </w:r>
+    </w:p>
+    <w:p>
+      <w:pPr>
+        <w:keepNext w:val="0"/>
+        <w:keepLines w:val="0"/>
+        <w:pageBreakBefore w:val="0"/>
+        <w:widowControl/>
+        <w:kinsoku/>
+        <w:wordWrap/>
+        <w:overflowPunct/>
+        <w:topLinePunct w:val="0"/>
+        <w:autoSpaceDE/>
+        <w:autoSpaceDN/>
+        <w:bidi w:val="0"/>
+        <w:adjustRightInd/>
+        <w:snapToGrid/>
         <w:spacing w:after="60" w:line="240" w:lineRule="auto"/>
+        <w:textAlignment w:val="auto"/>
         <w:rPr>
           <w:rFonts w:hint="default"/>
           <w:lang w:val="en-US"/>
@@ -1376,7 +2206,31 @@
     </w:p>
     <w:p>
       <w:pPr>
+        <w:keepNext w:val="0"/>
+        <w:keepLines w:val="0"/>
+        <w:pageBreakBefore w:val="0"/>
+        <w:widowControl/>
+        <w:numPr>
+          <w:numId w:val="0"/>
+        </w:numPr>
+        <w:kinsoku/>
+        <w:wordWrap/>
+        <w:overflowPunct/>
+        <w:topLinePunct w:val="0"/>
+        <w:autoSpaceDE/>
+        <w:autoSpaceDN/>
+        <w:bidi w:val="0"/>
+        <w:adjustRightInd/>
+        <w:snapToGrid/>
         <w:spacing w:after="60" w:line="240" w:lineRule="auto"/>
+        <w:textAlignment w:val="auto"/>
+        <w:rPr>
+          <w:rFonts w:hint="default" w:ascii="Calibri" w:hAnsi="Calibri" w:eastAsia="Calibri" w:cs="Calibri"/>
+          <w:color w:val="222222"/>
+          <w:sz w:val="20"/>
+          <w:szCs w:val="20"/>
+          <w:lang w:val="en-US"/>
+        </w:rPr>
       </w:pPr>
       <w:r>
         <w:rPr>
@@ -1396,12 +2250,39 @@
           <w:sz w:val="20"/>
           <w:szCs w:val="20"/>
         </w:rPr>
-        <w:t>Figma, Product Analytics (CleverTap, Mixpanel), A/B Testing, Agile / Scrum, User Research</w:t>
-      </w:r>
-    </w:p>
-    <w:p>
-      <w:pPr>
+        <w:t>Figma, Product Analytics (CleverTap, Mixpanel)</w:t>
+      </w:r>
+      <w:r>
+        <w:rPr>
+          <w:rFonts w:hint="default" w:ascii="Calibri" w:hAnsi="Calibri" w:eastAsia="Calibri" w:cs="Calibri"/>
+          <w:color w:val="222222"/>
+          <w:sz w:val="20"/>
+          <w:szCs w:val="20"/>
+          <w:lang w:val="en-US"/>
+        </w:rPr>
+        <w:t xml:space="preserve">        </w:t>
+      </w:r>
+    </w:p>
+    <w:p>
+      <w:pPr>
+        <w:keepNext w:val="0"/>
+        <w:keepLines w:val="0"/>
+        <w:pageBreakBefore w:val="0"/>
+        <w:widowControl/>
+        <w:numPr>
+          <w:numId w:val="0"/>
+        </w:numPr>
+        <w:kinsoku/>
+        <w:wordWrap/>
+        <w:overflowPunct/>
+        <w:topLinePunct w:val="0"/>
+        <w:autoSpaceDE/>
+        <w:autoSpaceDN/>
+        <w:bidi w:val="0"/>
+        <w:adjustRightInd/>
+        <w:snapToGrid/>
         <w:spacing w:after="60" w:line="240" w:lineRule="auto"/>
+        <w:textAlignment w:val="auto"/>
       </w:pPr>
       <w:r>
         <w:rPr>
@@ -1426,60 +2307,26 @@
     </w:p>
     <w:p>
       <w:pPr>
-        <w:pBdr>
-          <w:bottom w:val="single" w:color="1F3864" w:sz="4" w:space="2"/>
-        </w:pBdr>
-        <w:spacing w:before="260" w:after="80" w:line="240" w:lineRule="auto"/>
-      </w:pPr>
-      <w:r>
-        <w:rPr>
-          <w:rFonts w:ascii="Calibri" w:hAnsi="Calibri" w:eastAsia="Calibri" w:cs="Calibri"/>
-          <w:b/>
-          <w:bCs/>
-          <w:color w:val="1F3864"/>
-          <w:sz w:val="21"/>
-          <w:szCs w:val="21"/>
-        </w:rPr>
-        <w:t>SCHOLASTIC ACHIEVEMENTS</w:t>
-      </w:r>
-    </w:p>
-    <w:p>
-      <w:pPr>
         <w:pStyle w:val="19"/>
+        <w:keepNext w:val="0"/>
+        <w:keepLines w:val="0"/>
+        <w:pageBreakBefore w:val="0"/>
+        <w:widowControl/>
         <w:numPr>
-          <w:ilvl w:val="0"/>
-          <w:numId w:val="1"/>
+          <w:numId w:val="0"/>
         </w:numPr>
+        <w:kinsoku/>
+        <w:wordWrap/>
+        <w:overflowPunct/>
+        <w:topLinePunct w:val="0"/>
+        <w:autoSpaceDE/>
+        <w:autoSpaceDN/>
+        <w:bidi w:val="0"/>
+        <w:adjustRightInd/>
+        <w:snapToGrid/>
         <w:spacing w:after="40" w:line="240" w:lineRule="auto"/>
-      </w:pPr>
-      <w:r>
-        <w:rPr>
-          <w:rFonts w:ascii="Calibri" w:hAnsi="Calibri" w:eastAsia="Calibri" w:cs="Calibri"/>
-          <w:color w:val="222222"/>
-          <w:sz w:val="20"/>
-          <w:szCs w:val="20"/>
-        </w:rPr>
-        <w:t>JEE Advanced 2022: All India Rank 2422, top 0.1% of 250,000+ applicants.</w:t>
-      </w:r>
-    </w:p>
-    <w:p>
-      <w:pPr>
-        <w:pStyle w:val="19"/>
-        <w:numPr>
-          <w:ilvl w:val="0"/>
-          <w:numId w:val="1"/>
-        </w:numPr>
-        <w:spacing w:after="40" w:line="240" w:lineRule="auto"/>
-      </w:pPr>
-      <w:r>
-        <w:rPr>
-          <w:rFonts w:ascii="Calibri" w:hAnsi="Calibri" w:eastAsia="Calibri" w:cs="Calibri"/>
-          <w:color w:val="222222"/>
-          <w:sz w:val="20"/>
-          <w:szCs w:val="20"/>
-        </w:rPr>
-        <w:t>JEE Mains 2022: Ranked among the top 1% of 1,000,000+ candidates.</w:t>
-      </w:r>
+        <w:textAlignment w:val="auto"/>
+      </w:pPr>
     </w:p>
     <w:sectPr>
       <w:pgSz w:w="12240" w:h="15840"/>
@@ -1965,6 +2812,7 @@
       <w:jc w:val="left"/>
     </w:pPr>
     <w:rPr>
+      <w:rFonts w:ascii="Times New Roman" w:hAnsi="Times New Roman" w:eastAsia="SimSun" w:cs="Times New Roman"/>
       <w:kern w:val="0"/>
       <w:sz w:val="24"/>
       <w:szCs w:val="24"/>
